--- a/operations-requirements/downloads/22_工单分析 PRD.docx
+++ b/operations-requirements/downloads/22_工单分析 PRD.docx
@@ -433,6 +433,68 @@
       <w:pPr>
         <w:spacing w:after="0"/>
       </w:pPr>
+    </w:p>
+    <w:p>
+      <w:pPr>
+        <w:pStyle w:val="Heading2"/>
+      </w:pPr>
+      <w:r>
+        <w:t>1.1 原型界面依据</w:t>
+      </w:r>
+    </w:p>
+    <w:p>
+      <w:r>
+        <w:t>以下截图直接取自 AiwaBot产品原型-v3.2.html，用于核对页面布局、入口、字段和操作位置。</w:t>
+      </w:r>
+    </w:p>
+    <w:p>
+      <w:pPr>
+        <w:keepNext/>
+        <w:jc w:val="center"/>
+      </w:pPr>
+      <w:r>
+        <w:drawing>
+          <wp:inline xmlns:a="http://schemas.openxmlformats.org/drawingml/2006/main" xmlns:pic="http://schemas.openxmlformats.org/drawingml/2006/picture">
+            <wp:extent cx="6355080" cy="3574732"/>
+            <wp:docPr id="1" name="Picture 1"/>
+            <wp:cNvGraphicFramePr>
+              <a:graphicFrameLocks noChangeAspect="1"/>
+            </wp:cNvGraphicFramePr>
+            <a:graphic>
+              <a:graphicData uri="http://schemas.openxmlformats.org/drawingml/2006/picture">
+                <pic:pic>
+                  <pic:nvPicPr>
+                    <pic:cNvPr id="0" name="ops-22-workorder-analysis.png"/>
+                    <pic:cNvPicPr/>
+                  </pic:nvPicPr>
+                  <pic:blipFill>
+                    <a:blip r:embed="rId11"/>
+                    <a:stretch>
+                      <a:fillRect/>
+                    </a:stretch>
+                  </pic:blipFill>
+                  <pic:spPr>
+                    <a:xfrm>
+                      <a:off x="0" y="0"/>
+                      <a:ext cx="6355080" cy="3574732"/>
+                    </a:xfrm>
+                    <a:prstGeom prst="rect"/>
+                  </pic:spPr>
+                </pic:pic>
+              </a:graphicData>
+            </a:graphic>
+          </wp:inline>
+        </w:drawing>
+      </w:r>
+    </w:p>
+    <w:p>
+      <w:pPr>
+        <w:pStyle w:val="Caption"/>
+        <w:jc w:val="center"/>
+      </w:pPr>
+      <w:r>
+        <w:t>图 22-1  工单分析指标与趋势</w:t>
+      </w:r>
     </w:p>
     <w:p>
       <w:pPr>

--- a/operations-requirements/downloads/22_工单分析 PRD.docx
+++ b/operations-requirements/downloads/22_工单分析 PRD.docx
@@ -38,7 +38,7 @@
           <w:color w:val="2E74B5"/>
           <w:sz w:val="20"/>
         </w:rPr>
-        <w:t>OS-OPS-PRD-22  |  V2.0  |  2026-09-08</w:t>
+        <w:t>OS-OPS-PRD-22  |  V2.2  |  2026-09-09</w:t>
       </w:r>
     </w:p>
     <w:p>
@@ -366,7 +366,7 @@
                 <w:color w:val="1F2937"/>
                 <w:sz w:val="18"/>
               </w:rPr>
-              <w:t>V2.0  2026-09-08</w:t>
+              <w:t>V2.2  2026-09-09</w:t>
             </w:r>
           </w:p>
         </w:tc>
@@ -444,56 +444,7 @@
     </w:p>
     <w:p>
       <w:r>
-        <w:t>以下截图直接取自 AiwaBot产品原型-v3.2.html，用于核对页面布局、入口、字段和操作位置。</w:t>
-      </w:r>
-    </w:p>
-    <w:p>
-      <w:pPr>
-        <w:keepNext/>
-        <w:jc w:val="center"/>
-      </w:pPr>
-      <w:r>
-        <w:drawing>
-          <wp:inline xmlns:a="http://schemas.openxmlformats.org/drawingml/2006/main" xmlns:pic="http://schemas.openxmlformats.org/drawingml/2006/picture">
-            <wp:extent cx="6355080" cy="3574732"/>
-            <wp:docPr id="1" name="Picture 1"/>
-            <wp:cNvGraphicFramePr>
-              <a:graphicFrameLocks noChangeAspect="1"/>
-            </wp:cNvGraphicFramePr>
-            <a:graphic>
-              <a:graphicData uri="http://schemas.openxmlformats.org/drawingml/2006/picture">
-                <pic:pic>
-                  <pic:nvPicPr>
-                    <pic:cNvPr id="0" name="ops-22-workorder-analysis.png"/>
-                    <pic:cNvPicPr/>
-                  </pic:nvPicPr>
-                  <pic:blipFill>
-                    <a:blip r:embed="rId11"/>
-                    <a:stretch>
-                      <a:fillRect/>
-                    </a:stretch>
-                  </pic:blipFill>
-                  <pic:spPr>
-                    <a:xfrm>
-                      <a:off x="0" y="0"/>
-                      <a:ext cx="6355080" cy="3574732"/>
-                    </a:xfrm>
-                    <a:prstGeom prst="rect"/>
-                  </pic:spPr>
-                </pic:pic>
-              </a:graphicData>
-            </a:graphic>
-          </wp:inline>
-        </w:drawing>
-      </w:r>
-    </w:p>
-    <w:p>
-      <w:pPr>
-        <w:pStyle w:val="Caption"/>
-        <w:jc w:val="center"/>
-      </w:pPr>
-      <w:r>
-        <w:t>图 22-1  工单分析指标与趋势</w:t>
+        <w:t>本模块界面直接取自 AiwaBot产品原型-v3.2.html。真实截图及其与功能点的对应关系见第2.1节。</w:t>
       </w:r>
     </w:p>
     <w:p>
@@ -1011,6 +962,370 @@
                 <w:sz w:val="17"/>
               </w:rPr>
               <w:t>按白名单调用；不可获得交互式管理员权限</w:t>
+            </w:r>
+          </w:p>
+        </w:tc>
+      </w:tr>
+    </w:tbl>
+    <w:p>
+      <w:pPr>
+        <w:spacing w:after="0"/>
+      </w:pPr>
+    </w:p>
+    <w:p>
+      <w:pPr>
+        <w:pStyle w:val="Heading2"/>
+      </w:pPr>
+      <w:r>
+        <w:t>2.1 界面与功能对应说明</w:t>
+      </w:r>
+    </w:p>
+    <w:p>
+      <w:r>
+        <w:t>本节把原型中的真实界面与功能点逐一对应。截图用于确定页面区域、入口和交互位置；字段校验、状态变化和服务端处理以本PRD后续功能规格为准。</w:t>
+      </w:r>
+    </w:p>
+    <w:p>
+      <w:pPr>
+        <w:jc w:val="center"/>
+      </w:pPr>
+      <w:r>
+        <w:drawing>
+          <wp:inline xmlns:a="http://schemas.openxmlformats.org/drawingml/2006/main" xmlns:pic="http://schemas.openxmlformats.org/drawingml/2006/picture">
+            <wp:extent cx="6172200" cy="3471862"/>
+            <wp:docPr id="1" name="Picture 1"/>
+            <wp:cNvGraphicFramePr>
+              <a:graphicFrameLocks noChangeAspect="1"/>
+            </wp:cNvGraphicFramePr>
+            <a:graphic>
+              <a:graphicData uri="http://schemas.openxmlformats.org/drawingml/2006/picture">
+                <pic:pic>
+                  <pic:nvPicPr>
+                    <pic:cNvPr id="0" name="ops-22-workorder-analysis.png"/>
+                    <pic:cNvPicPr/>
+                  </pic:nvPicPr>
+                  <pic:blipFill>
+                    <a:blip r:embed="rId11"/>
+                    <a:stretch>
+                      <a:fillRect/>
+                    </a:stretch>
+                  </pic:blipFill>
+                  <pic:spPr>
+                    <a:xfrm>
+                      <a:off x="0" y="0"/>
+                      <a:ext cx="6172200" cy="3471862"/>
+                    </a:xfrm>
+                    <a:prstGeom prst="rect"/>
+                  </pic:spPr>
+                </pic:pic>
+              </a:graphicData>
+            </a:graphic>
+          </wp:inline>
+        </w:drawing>
+      </w:r>
+    </w:p>
+    <w:p>
+      <w:pPr>
+        <w:pStyle w:val="Caption"/>
+        <w:jc w:val="center"/>
+      </w:pPr>
+      <w:r>
+        <w:t>图 2-1  工单分析指标与趋势</w:t>
+      </w:r>
+    </w:p>
+    <w:tbl>
+      <w:tblPr>
+        <w:tblStyle w:val="TableGrid"/>
+        <w:tblW w:type="dxa" w:w="10224"/>
+        <w:jc w:val="center"/>
+        <w:tblLayout w:type="fixed"/>
+        <w:tblLook w:firstColumn="1" w:firstRow="1" w:lastColumn="0" w:lastRow="0" w:noHBand="0" w:noVBand="1" w:val="04A0"/>
+      </w:tblPr>
+      <w:tblGrid>
+        <w:gridCol w:w="1944"/>
+        <w:gridCol w:w="8280"/>
+      </w:tblGrid>
+      <w:tr>
+        <w:trPr>
+          <w:tblHeader/>
+        </w:trPr>
+        <w:tc>
+          <w:tcPr>
+            <w:tcW w:type="dxa" w:w="1944"/>
+            <w:shd w:fill="17365D"/>
+            <w:tcMar>
+              <w:top w:w="75" w:type="dxa"/>
+              <w:start w:w="100" w:type="dxa"/>
+              <w:bottom w:w="75" w:type="dxa"/>
+              <w:end w:w="100" w:type="dxa"/>
+            </w:tcMar>
+            <w:vAlign w:val="center"/>
+          </w:tcPr>
+          <w:p>
+            <w:r>
+              <w:rPr>
+                <w:rFonts w:ascii="Calibri" w:hAnsi="Calibri" w:eastAsia="Microsoft YaHei"/>
+                <w:b/>
+                <w:color w:val="FFFFFF"/>
+                <w:sz w:val="16"/>
+              </w:rPr>
+              <w:t>说明项</w:t>
+            </w:r>
+          </w:p>
+        </w:tc>
+        <w:tc>
+          <w:tcPr>
+            <w:tcW w:type="dxa" w:w="8280"/>
+            <w:shd w:fill="17365D"/>
+            <w:tcMar>
+              <w:top w:w="75" w:type="dxa"/>
+              <w:start w:w="100" w:type="dxa"/>
+              <w:bottom w:w="75" w:type="dxa"/>
+              <w:end w:w="100" w:type="dxa"/>
+            </w:tcMar>
+            <w:vAlign w:val="center"/>
+          </w:tcPr>
+          <w:p>
+            <w:r>
+              <w:rPr>
+                <w:rFonts w:ascii="Calibri" w:hAnsi="Calibri" w:eastAsia="Microsoft YaHei"/>
+                <w:b/>
+                <w:color w:val="FFFFFF"/>
+                <w:sz w:val="16"/>
+              </w:rPr>
+              <w:t>界面辅助说明</w:t>
+            </w:r>
+          </w:p>
+        </w:tc>
+      </w:tr>
+      <w:tr>
+        <w:trPr>
+          <w:cantSplit/>
+        </w:trPr>
+        <w:tc>
+          <w:tcPr>
+            <w:tcW w:type="dxa" w:w="1944"/>
+            <w:tcMar>
+              <w:top w:w="75" w:type="dxa"/>
+              <w:start w:w="100" w:type="dxa"/>
+              <w:bottom w:w="75" w:type="dxa"/>
+              <w:end w:w="100" w:type="dxa"/>
+            </w:tcMar>
+            <w:vAlign w:val="center"/>
+          </w:tcPr>
+          <w:p>
+            <w:pPr>
+              <w:spacing w:after="0" w:line="259" w:lineRule="auto"/>
+            </w:pPr>
+            <w:r>
+              <w:rPr>
+                <w:rFonts w:ascii="Calibri" w:hAnsi="Calibri" w:eastAsia="Microsoft YaHei"/>
+                <w:b w:val="0"/>
+                <w:color w:val="1F2937"/>
+                <w:sz w:val="16"/>
+              </w:rPr>
+              <w:t>对应功能点</w:t>
+            </w:r>
+          </w:p>
+        </w:tc>
+        <w:tc>
+          <w:tcPr>
+            <w:tcW w:type="dxa" w:w="8280"/>
+            <w:tcMar>
+              <w:top w:w="75" w:type="dxa"/>
+              <w:start w:w="100" w:type="dxa"/>
+              <w:bottom w:w="75" w:type="dxa"/>
+              <w:end w:w="100" w:type="dxa"/>
+            </w:tcMar>
+            <w:vAlign w:val="center"/>
+          </w:tcPr>
+          <w:p>
+            <w:pPr>
+              <w:spacing w:after="0" w:line="259" w:lineRule="auto"/>
+            </w:pPr>
+            <w:r>
+              <w:rPr>
+                <w:rFonts w:ascii="Calibri" w:hAnsi="Calibri" w:eastAsia="Microsoft YaHei"/>
+                <w:b w:val="0"/>
+                <w:color w:val="1F2937"/>
+                <w:sz w:val="16"/>
+              </w:rPr>
+              <w:t>OS-OPS-PRD-22-FP01 切换周期；OS-OPS-PRD-22-FP02 指标下钻；OS-OPS-PRD-22-FP03 查看SLA口径；OS-OPS-PRD-22-FP04 导出；OS-OPS-PRD-22-FP05 风险处置</w:t>
+            </w:r>
+          </w:p>
+        </w:tc>
+      </w:tr>
+      <w:tr>
+        <w:trPr>
+          <w:cantSplit/>
+        </w:trPr>
+        <w:tc>
+          <w:tcPr>
+            <w:tcW w:type="dxa" w:w="1944"/>
+            <w:tcMar>
+              <w:top w:w="75" w:type="dxa"/>
+              <w:start w:w="100" w:type="dxa"/>
+              <w:bottom w:w="75" w:type="dxa"/>
+              <w:end w:w="100" w:type="dxa"/>
+            </w:tcMar>
+            <w:vAlign w:val="center"/>
+            <w:shd w:fill="F4F7FB"/>
+          </w:tcPr>
+          <w:p>
+            <w:pPr>
+              <w:spacing w:after="0" w:line="259" w:lineRule="auto"/>
+            </w:pPr>
+            <w:r>
+              <w:rPr>
+                <w:rFonts w:ascii="Calibri" w:hAnsi="Calibri" w:eastAsia="Microsoft YaHei"/>
+                <w:b w:val="0"/>
+                <w:color w:val="1F2937"/>
+                <w:sz w:val="16"/>
+              </w:rPr>
+              <w:t>页面区域</w:t>
+            </w:r>
+          </w:p>
+        </w:tc>
+        <w:tc>
+          <w:tcPr>
+            <w:tcW w:type="dxa" w:w="8280"/>
+            <w:tcMar>
+              <w:top w:w="75" w:type="dxa"/>
+              <w:start w:w="100" w:type="dxa"/>
+              <w:bottom w:w="75" w:type="dxa"/>
+              <w:end w:w="100" w:type="dxa"/>
+            </w:tcMar>
+            <w:vAlign w:val="center"/>
+            <w:shd w:fill="F4F7FB"/>
+          </w:tcPr>
+          <w:p>
+            <w:pPr>
+              <w:spacing w:after="0" w:line="259" w:lineRule="auto"/>
+            </w:pPr>
+            <w:r>
+              <w:rPr>
+                <w:rFonts w:ascii="Calibri" w:hAnsi="Calibri" w:eastAsia="Microsoft YaHei"/>
+                <w:b w:val="0"/>
+                <w:color w:val="1F2937"/>
+                <w:sz w:val="16"/>
+              </w:rPr>
+              <w:t>顶部为周期和范围筛选，中部为指标卡与图表，内容区提供异常、趋势和下钻入口。</w:t>
+            </w:r>
+          </w:p>
+        </w:tc>
+      </w:tr>
+      <w:tr>
+        <w:trPr>
+          <w:cantSplit/>
+        </w:trPr>
+        <w:tc>
+          <w:tcPr>
+            <w:tcW w:type="dxa" w:w="1944"/>
+            <w:tcMar>
+              <w:top w:w="75" w:type="dxa"/>
+              <w:start w:w="100" w:type="dxa"/>
+              <w:bottom w:w="75" w:type="dxa"/>
+              <w:end w:w="100" w:type="dxa"/>
+            </w:tcMar>
+            <w:vAlign w:val="center"/>
+          </w:tcPr>
+          <w:p>
+            <w:pPr>
+              <w:spacing w:after="0" w:line="259" w:lineRule="auto"/>
+            </w:pPr>
+            <w:r>
+              <w:rPr>
+                <w:rFonts w:ascii="Calibri" w:hAnsi="Calibri" w:eastAsia="Microsoft YaHei"/>
+                <w:b w:val="0"/>
+                <w:color w:val="1F2937"/>
+                <w:sz w:val="16"/>
+              </w:rPr>
+              <w:t>交互要求</w:t>
+            </w:r>
+          </w:p>
+        </w:tc>
+        <w:tc>
+          <w:tcPr>
+            <w:tcW w:type="dxa" w:w="8280"/>
+            <w:tcMar>
+              <w:top w:w="75" w:type="dxa"/>
+              <w:start w:w="100" w:type="dxa"/>
+              <w:bottom w:w="75" w:type="dxa"/>
+              <w:end w:w="100" w:type="dxa"/>
+            </w:tcMar>
+            <w:vAlign w:val="center"/>
+          </w:tcPr>
+          <w:p>
+            <w:pPr>
+              <w:spacing w:after="0" w:line="259" w:lineRule="auto"/>
+            </w:pPr>
+            <w:r>
+              <w:rPr>
+                <w:rFonts w:ascii="Calibri" w:hAnsi="Calibri" w:eastAsia="Microsoft YaHei"/>
+                <w:b w:val="0"/>
+                <w:color w:val="1F2937"/>
+                <w:sz w:val="16"/>
+              </w:rPr>
+              <w:t>筛选变化后组件分别进入加载态；图表显示口径、截止时间和空态。点击卡片、图例或数据点时携带当前筛选下钻。</w:t>
+            </w:r>
+          </w:p>
+        </w:tc>
+      </w:tr>
+      <w:tr>
+        <w:trPr>
+          <w:cantSplit/>
+        </w:trPr>
+        <w:tc>
+          <w:tcPr>
+            <w:tcW w:type="dxa" w:w="1944"/>
+            <w:tcMar>
+              <w:top w:w="75" w:type="dxa"/>
+              <w:start w:w="100" w:type="dxa"/>
+              <w:bottom w:w="75" w:type="dxa"/>
+              <w:end w:w="100" w:type="dxa"/>
+            </w:tcMar>
+            <w:vAlign w:val="center"/>
+            <w:shd w:fill="F4F7FB"/>
+          </w:tcPr>
+          <w:p>
+            <w:pPr>
+              <w:spacing w:after="0" w:line="259" w:lineRule="auto"/>
+            </w:pPr>
+            <w:r>
+              <w:rPr>
+                <w:rFonts w:ascii="Calibri" w:hAnsi="Calibri" w:eastAsia="Microsoft YaHei"/>
+                <w:b w:val="0"/>
+                <w:color w:val="1F2937"/>
+                <w:sz w:val="16"/>
+              </w:rPr>
+              <w:t>状态与权限</w:t>
+            </w:r>
+          </w:p>
+        </w:tc>
+        <w:tc>
+          <w:tcPr>
+            <w:tcW w:type="dxa" w:w="8280"/>
+            <w:tcMar>
+              <w:top w:w="75" w:type="dxa"/>
+              <w:start w:w="100" w:type="dxa"/>
+              <w:bottom w:w="75" w:type="dxa"/>
+              <w:end w:w="100" w:type="dxa"/>
+            </w:tcMar>
+            <w:vAlign w:val="center"/>
+            <w:shd w:fill="F4F7FB"/>
+          </w:tcPr>
+          <w:p>
+            <w:pPr>
+              <w:spacing w:after="0" w:line="259" w:lineRule="auto"/>
+            </w:pPr>
+            <w:r>
+              <w:rPr>
+                <w:rFonts w:ascii="Calibri" w:hAnsi="Calibri" w:eastAsia="Microsoft YaHei"/>
+                <w:b w:val="0"/>
+                <w:color w:val="1F2937"/>
+                <w:sz w:val="16"/>
+              </w:rPr>
+              <w:t>所有行级和详情动作由allowedActions控制；无权限时隐藏入口，直接调用接口仍返回403并记录审计。</w:t>
             </w:r>
           </w:p>
         </w:tc>
@@ -3713,7 +4028,7 @@
         <w:pStyle w:val="Heading1"/>
       </w:pPr>
       <w:r>
-        <w:t>6 操作与处理流程</w:t>
+        <w:t>6 功能点详细设计</w:t>
       </w:r>
     </w:p>
     <w:tbl>
@@ -3725,10 +4040,9 @@
         <w:tblLook w:firstColumn="1" w:firstRow="1" w:lastColumn="0" w:lastRow="0" w:noHBand="0" w:noVBand="1" w:val="04A0"/>
       </w:tblPr>
       <w:tblGrid>
-        <w:gridCol w:w="1512"/>
-        <w:gridCol w:w="1656"/>
-        <w:gridCol w:w="4320"/>
-        <w:gridCol w:w="2736"/>
+        <w:gridCol w:w="1800"/>
+        <w:gridCol w:w="2232"/>
+        <w:gridCol w:w="6192"/>
       </w:tblGrid>
       <w:tr>
         <w:trPr>
@@ -3736,7 +4050,7 @@
         </w:trPr>
         <w:tc>
           <w:tcPr>
-            <w:tcW w:type="dxa" w:w="1512"/>
+            <w:tcW w:type="dxa" w:w="1800"/>
             <w:shd w:fill="17365D"/>
             <w:tcMar>
               <w:top w:w="75" w:type="dxa"/>
@@ -3752,15 +4066,15 @@
                 <w:rFonts w:ascii="Calibri" w:hAnsi="Calibri" w:eastAsia="Microsoft YaHei"/>
                 <w:b/>
                 <w:color w:val="FFFFFF"/>
-                <w:sz w:val="15"/>
+                <w:sz w:val="16"/>
               </w:rPr>
-              <w:t>操作ID</w:t>
+              <w:t>功能编号</w:t>
             </w:r>
           </w:p>
         </w:tc>
         <w:tc>
           <w:tcPr>
-            <w:tcW w:type="dxa" w:w="1656"/>
+            <w:tcW w:type="dxa" w:w="2232"/>
             <w:shd w:fill="17365D"/>
             <w:tcMar>
               <w:top w:w="75" w:type="dxa"/>
@@ -3776,15 +4090,15 @@
                 <w:rFonts w:ascii="Calibri" w:hAnsi="Calibri" w:eastAsia="Microsoft YaHei"/>
                 <w:b/>
                 <w:color w:val="FFFFFF"/>
-                <w:sz w:val="15"/>
+                <w:sz w:val="16"/>
               </w:rPr>
-              <w:t>操作</w:t>
+              <w:t>功能点</w:t>
             </w:r>
           </w:p>
         </w:tc>
         <w:tc>
           <w:tcPr>
-            <w:tcW w:type="dxa" w:w="4320"/>
+            <w:tcW w:type="dxa" w:w="6192"/>
             <w:shd w:fill="17365D"/>
             <w:tcMar>
               <w:top w:w="75" w:type="dxa"/>
@@ -3800,33 +4114,9 @@
                 <w:rFonts w:ascii="Calibri" w:hAnsi="Calibri" w:eastAsia="Microsoft YaHei"/>
                 <w:b/>
                 <w:color w:val="FFFFFF"/>
-                <w:sz w:val="15"/>
+                <w:sz w:val="16"/>
               </w:rPr>
-              <w:t>前置条件与系统处理</w:t>
-            </w:r>
-          </w:p>
-        </w:tc>
-        <w:tc>
-          <w:tcPr>
-            <w:tcW w:type="dxa" w:w="2736"/>
-            <w:shd w:fill="17365D"/>
-            <w:tcMar>
-              <w:top w:w="75" w:type="dxa"/>
-              <w:start w:w="100" w:type="dxa"/>
-              <w:bottom w:w="75" w:type="dxa"/>
-              <w:end w:w="100" w:type="dxa"/>
-            </w:tcMar>
-            <w:vAlign w:val="center"/>
-          </w:tcPr>
-          <w:p>
-            <w:r>
-              <w:rPr>
-                <w:rFonts w:ascii="Calibri" w:hAnsi="Calibri" w:eastAsia="Microsoft YaHei"/>
-                <w:b/>
-                <w:color w:val="FFFFFF"/>
-                <w:sz w:val="15"/>
-              </w:rPr>
-              <w:t>结果与失败处理</w:t>
+              <w:t>目标</w:t>
             </w:r>
           </w:p>
         </w:tc>
@@ -3837,7 +4127,7 @@
         </w:trPr>
         <w:tc>
           <w:tcPr>
-            <w:tcW w:type="dxa" w:w="1512"/>
+            <w:tcW w:type="dxa" w:w="1800"/>
             <w:tcMar>
               <w:top w:w="75" w:type="dxa"/>
               <w:start w:w="100" w:type="dxa"/>
@@ -3855,15 +4145,15 @@
                 <w:rFonts w:ascii="Calibri" w:hAnsi="Calibri" w:eastAsia="Microsoft YaHei"/>
                 <w:b w:val="0"/>
                 <w:color w:val="1F2937"/>
-                <w:sz w:val="15"/>
+                <w:sz w:val="16"/>
               </w:rPr>
-              <w:t>OS-OPS-PRD-22-A01</w:t>
+              <w:t>OS-OPS-PRD-22-FP01</w:t>
             </w:r>
           </w:p>
         </w:tc>
         <w:tc>
           <w:tcPr>
-            <w:tcW w:type="dxa" w:w="1656"/>
+            <w:tcW w:type="dxa" w:w="2232"/>
             <w:tcMar>
               <w:top w:w="75" w:type="dxa"/>
               <w:start w:w="100" w:type="dxa"/>
@@ -3881,7 +4171,7 @@
                 <w:rFonts w:ascii="Calibri" w:hAnsi="Calibri" w:eastAsia="Microsoft YaHei"/>
                 <w:b w:val="0"/>
                 <w:color w:val="1F2937"/>
-                <w:sz w:val="15"/>
+                <w:sz w:val="16"/>
               </w:rPr>
               <w:t>切换周期</w:t>
             </w:r>
@@ -3889,7 +4179,7 @@
         </w:tc>
         <w:tc>
           <w:tcPr>
-            <w:tcW w:type="dxa" w:w="4320"/>
+            <w:tcW w:type="dxa" w:w="6192"/>
             <w:tcMar>
               <w:top w:w="75" w:type="dxa"/>
               <w:start w:w="100" w:type="dxa"/>
@@ -3907,35 +4197,9 @@
                 <w:rFonts w:ascii="Calibri" w:hAnsi="Calibri" w:eastAsia="Microsoft YaHei"/>
                 <w:b w:val="0"/>
                 <w:color w:val="1F2937"/>
-                <w:sz w:val="15"/>
+                <w:sz w:val="16"/>
               </w:rPr>
               <w:t>重算所有卡片和分布图。</w:t>
-            </w:r>
-          </w:p>
-        </w:tc>
-        <w:tc>
-          <w:tcPr>
-            <w:tcW w:type="dxa" w:w="2736"/>
-            <w:tcMar>
-              <w:top w:w="75" w:type="dxa"/>
-              <w:start w:w="100" w:type="dxa"/>
-              <w:bottom w:w="75" w:type="dxa"/>
-              <w:end w:w="100" w:type="dxa"/>
-            </w:tcMar>
-            <w:vAlign w:val="center"/>
-          </w:tcPr>
-          <w:p>
-            <w:pPr>
-              <w:spacing w:after="0" w:line="259" w:lineRule="auto"/>
-            </w:pPr>
-            <w:r>
-              <w:rPr>
-                <w:rFonts w:ascii="Calibri" w:hAnsi="Calibri" w:eastAsia="Microsoft YaHei"/>
-                <w:b w:val="0"/>
-                <w:color w:val="1F2937"/>
-                <w:sz w:val="15"/>
-              </w:rPr>
-              <w:t>成功后刷新详情、allowedActions和时间线；失败保留输入并显示错误码。</w:t>
             </w:r>
           </w:p>
         </w:tc>
@@ -3946,7 +4210,7 @@
         </w:trPr>
         <w:tc>
           <w:tcPr>
-            <w:tcW w:type="dxa" w:w="1512"/>
+            <w:tcW w:type="dxa" w:w="1800"/>
             <w:tcMar>
               <w:top w:w="75" w:type="dxa"/>
               <w:start w:w="100" w:type="dxa"/>
@@ -3965,15 +4229,15 @@
                 <w:rFonts w:ascii="Calibri" w:hAnsi="Calibri" w:eastAsia="Microsoft YaHei"/>
                 <w:b w:val="0"/>
                 <w:color w:val="1F2937"/>
-                <w:sz w:val="15"/>
+                <w:sz w:val="16"/>
               </w:rPr>
-              <w:t>OS-OPS-PRD-22-A02</w:t>
+              <w:t>OS-OPS-PRD-22-FP02</w:t>
             </w:r>
           </w:p>
         </w:tc>
         <w:tc>
           <w:tcPr>
-            <w:tcW w:type="dxa" w:w="1656"/>
+            <w:tcW w:type="dxa" w:w="2232"/>
             <w:tcMar>
               <w:top w:w="75" w:type="dxa"/>
               <w:start w:w="100" w:type="dxa"/>
@@ -3992,7 +4256,7 @@
                 <w:rFonts w:ascii="Calibri" w:hAnsi="Calibri" w:eastAsia="Microsoft YaHei"/>
                 <w:b w:val="0"/>
                 <w:color w:val="1F2937"/>
-                <w:sz w:val="15"/>
+                <w:sz w:val="16"/>
               </w:rPr>
               <w:t>指标下钻</w:t>
             </w:r>
@@ -4000,7 +4264,7 @@
         </w:tc>
         <w:tc>
           <w:tcPr>
-            <w:tcW w:type="dxa" w:w="4320"/>
+            <w:tcW w:type="dxa" w:w="6192"/>
             <w:tcMar>
               <w:top w:w="75" w:type="dxa"/>
               <w:start w:w="100" w:type="dxa"/>
@@ -4019,15 +4283,103 @@
                 <w:rFonts w:ascii="Calibri" w:hAnsi="Calibri" w:eastAsia="Microsoft YaHei"/>
                 <w:b w:val="0"/>
                 <w:color w:val="1F2937"/>
-                <w:sz w:val="15"/>
+                <w:sz w:val="16"/>
               </w:rPr>
               <w:t>跳转工单列表并带入同一筛选。</w:t>
             </w:r>
           </w:p>
         </w:tc>
+      </w:tr>
+      <w:tr>
+        <w:trPr>
+          <w:cantSplit/>
+        </w:trPr>
         <w:tc>
           <w:tcPr>
-            <w:tcW w:type="dxa" w:w="2736"/>
+            <w:tcW w:type="dxa" w:w="1800"/>
+            <w:tcMar>
+              <w:top w:w="75" w:type="dxa"/>
+              <w:start w:w="100" w:type="dxa"/>
+              <w:bottom w:w="75" w:type="dxa"/>
+              <w:end w:w="100" w:type="dxa"/>
+            </w:tcMar>
+            <w:vAlign w:val="center"/>
+          </w:tcPr>
+          <w:p>
+            <w:pPr>
+              <w:spacing w:after="0" w:line="259" w:lineRule="auto"/>
+            </w:pPr>
+            <w:r>
+              <w:rPr>
+                <w:rFonts w:ascii="Calibri" w:hAnsi="Calibri" w:eastAsia="Microsoft YaHei"/>
+                <w:b w:val="0"/>
+                <w:color w:val="1F2937"/>
+                <w:sz w:val="16"/>
+              </w:rPr>
+              <w:t>OS-OPS-PRD-22-FP03</w:t>
+            </w:r>
+          </w:p>
+        </w:tc>
+        <w:tc>
+          <w:tcPr>
+            <w:tcW w:type="dxa" w:w="2232"/>
+            <w:tcMar>
+              <w:top w:w="75" w:type="dxa"/>
+              <w:start w:w="100" w:type="dxa"/>
+              <w:bottom w:w="75" w:type="dxa"/>
+              <w:end w:w="100" w:type="dxa"/>
+            </w:tcMar>
+            <w:vAlign w:val="center"/>
+          </w:tcPr>
+          <w:p>
+            <w:pPr>
+              <w:spacing w:after="0" w:line="259" w:lineRule="auto"/>
+            </w:pPr>
+            <w:r>
+              <w:rPr>
+                <w:rFonts w:ascii="Calibri" w:hAnsi="Calibri" w:eastAsia="Microsoft YaHei"/>
+                <w:b w:val="0"/>
+                <w:color w:val="1F2937"/>
+                <w:sz w:val="16"/>
+              </w:rPr>
+              <w:t>查看SLA口径</w:t>
+            </w:r>
+          </w:p>
+        </w:tc>
+        <w:tc>
+          <w:tcPr>
+            <w:tcW w:type="dxa" w:w="6192"/>
+            <w:tcMar>
+              <w:top w:w="75" w:type="dxa"/>
+              <w:start w:w="100" w:type="dxa"/>
+              <w:bottom w:w="75" w:type="dxa"/>
+              <w:end w:w="100" w:type="dxa"/>
+            </w:tcMar>
+            <w:vAlign w:val="center"/>
+          </w:tcPr>
+          <w:p>
+            <w:pPr>
+              <w:spacing w:after="0" w:line="259" w:lineRule="auto"/>
+            </w:pPr>
+            <w:r>
+              <w:rPr>
+                <w:rFonts w:ascii="Calibri" w:hAnsi="Calibri" w:eastAsia="Microsoft YaHei"/>
+                <w:b w:val="0"/>
+                <w:color w:val="1F2937"/>
+                <w:sz w:val="16"/>
+              </w:rPr>
+              <w:t>展示起止节点、暂停条件和版本。</w:t>
+            </w:r>
+          </w:p>
+        </w:tc>
+      </w:tr>
+      <w:tr>
+        <w:trPr>
+          <w:cantSplit/>
+        </w:trPr>
+        <w:tc>
+          <w:tcPr>
+            <w:tcW w:type="dxa" w:w="1800"/>
             <w:tcMar>
               <w:top w:w="75" w:type="dxa"/>
               <w:start w:w="100" w:type="dxa"/>
@@ -4046,129 +4398,15 @@
                 <w:rFonts w:ascii="Calibri" w:hAnsi="Calibri" w:eastAsia="Microsoft YaHei"/>
                 <w:b w:val="0"/>
                 <w:color w:val="1F2937"/>
-                <w:sz w:val="15"/>
+                <w:sz w:val="16"/>
               </w:rPr>
-              <w:t>成功后刷新详情、allowedActions和时间线；失败保留输入并显示错误码。</w:t>
-            </w:r>
-          </w:p>
-        </w:tc>
-      </w:tr>
-      <w:tr>
-        <w:trPr>
-          <w:cantSplit/>
-        </w:trPr>
-        <w:tc>
-          <w:tcPr>
-            <w:tcW w:type="dxa" w:w="1512"/>
-            <w:tcMar>
-              <w:top w:w="75" w:type="dxa"/>
-              <w:start w:w="100" w:type="dxa"/>
-              <w:bottom w:w="75" w:type="dxa"/>
-              <w:end w:w="100" w:type="dxa"/>
-            </w:tcMar>
-            <w:vAlign w:val="center"/>
-          </w:tcPr>
-          <w:p>
-            <w:pPr>
-              <w:spacing w:after="0" w:line="259" w:lineRule="auto"/>
-            </w:pPr>
-            <w:r>
-              <w:rPr>
-                <w:rFonts w:ascii="Calibri" w:hAnsi="Calibri" w:eastAsia="Microsoft YaHei"/>
-                <w:b w:val="0"/>
-                <w:color w:val="1F2937"/>
-                <w:sz w:val="15"/>
-              </w:rPr>
-              <w:t>OS-OPS-PRD-22-A03</w:t>
+              <w:t>OS-OPS-PRD-22-FP04</w:t>
             </w:r>
           </w:p>
         </w:tc>
         <w:tc>
           <w:tcPr>
-            <w:tcW w:type="dxa" w:w="1656"/>
-            <w:tcMar>
-              <w:top w:w="75" w:type="dxa"/>
-              <w:start w:w="100" w:type="dxa"/>
-              <w:bottom w:w="75" w:type="dxa"/>
-              <w:end w:w="100" w:type="dxa"/>
-            </w:tcMar>
-            <w:vAlign w:val="center"/>
-          </w:tcPr>
-          <w:p>
-            <w:pPr>
-              <w:spacing w:after="0" w:line="259" w:lineRule="auto"/>
-            </w:pPr>
-            <w:r>
-              <w:rPr>
-                <w:rFonts w:ascii="Calibri" w:hAnsi="Calibri" w:eastAsia="Microsoft YaHei"/>
-                <w:b w:val="0"/>
-                <w:color w:val="1F2937"/>
-                <w:sz w:val="15"/>
-              </w:rPr>
-              <w:t>查看SLA口径</w:t>
-            </w:r>
-          </w:p>
-        </w:tc>
-        <w:tc>
-          <w:tcPr>
-            <w:tcW w:type="dxa" w:w="4320"/>
-            <w:tcMar>
-              <w:top w:w="75" w:type="dxa"/>
-              <w:start w:w="100" w:type="dxa"/>
-              <w:bottom w:w="75" w:type="dxa"/>
-              <w:end w:w="100" w:type="dxa"/>
-            </w:tcMar>
-            <w:vAlign w:val="center"/>
-          </w:tcPr>
-          <w:p>
-            <w:pPr>
-              <w:spacing w:after="0" w:line="259" w:lineRule="auto"/>
-            </w:pPr>
-            <w:r>
-              <w:rPr>
-                <w:rFonts w:ascii="Calibri" w:hAnsi="Calibri" w:eastAsia="Microsoft YaHei"/>
-                <w:b w:val="0"/>
-                <w:color w:val="1F2937"/>
-                <w:sz w:val="15"/>
-              </w:rPr>
-              <w:t>展示起止节点、暂停条件和版本。</w:t>
-            </w:r>
-          </w:p>
-        </w:tc>
-        <w:tc>
-          <w:tcPr>
-            <w:tcW w:type="dxa" w:w="2736"/>
-            <w:tcMar>
-              <w:top w:w="75" w:type="dxa"/>
-              <w:start w:w="100" w:type="dxa"/>
-              <w:bottom w:w="75" w:type="dxa"/>
-              <w:end w:w="100" w:type="dxa"/>
-            </w:tcMar>
-            <w:vAlign w:val="center"/>
-          </w:tcPr>
-          <w:p>
-            <w:pPr>
-              <w:spacing w:after="0" w:line="259" w:lineRule="auto"/>
-            </w:pPr>
-            <w:r>
-              <w:rPr>
-                <w:rFonts w:ascii="Calibri" w:hAnsi="Calibri" w:eastAsia="Microsoft YaHei"/>
-                <w:b w:val="0"/>
-                <w:color w:val="1F2937"/>
-                <w:sz w:val="15"/>
-              </w:rPr>
-              <w:t>成功后刷新详情、allowedActions和时间线；失败保留输入并显示错误码。</w:t>
-            </w:r>
-          </w:p>
-        </w:tc>
-      </w:tr>
-      <w:tr>
-        <w:trPr>
-          <w:cantSplit/>
-        </w:trPr>
-        <w:tc>
-          <w:tcPr>
-            <w:tcW w:type="dxa" w:w="1512"/>
+            <w:tcW w:type="dxa" w:w="2232"/>
             <w:tcMar>
               <w:top w:w="75" w:type="dxa"/>
               <w:start w:w="100" w:type="dxa"/>
@@ -4187,15 +4425,15 @@
                 <w:rFonts w:ascii="Calibri" w:hAnsi="Calibri" w:eastAsia="Microsoft YaHei"/>
                 <w:b w:val="0"/>
                 <w:color w:val="1F2937"/>
-                <w:sz w:val="15"/>
+                <w:sz w:val="16"/>
               </w:rPr>
-              <w:t>OS-OPS-PRD-22-A04</w:t>
+              <w:t>导出</w:t>
             </w:r>
           </w:p>
         </w:tc>
         <w:tc>
           <w:tcPr>
-            <w:tcW w:type="dxa" w:w="1656"/>
+            <w:tcW w:type="dxa" w:w="6192"/>
             <w:tcMar>
               <w:top w:w="75" w:type="dxa"/>
               <w:start w:w="100" w:type="dxa"/>
@@ -4214,63 +4452,9 @@
                 <w:rFonts w:ascii="Calibri" w:hAnsi="Calibri" w:eastAsia="Microsoft YaHei"/>
                 <w:b w:val="0"/>
                 <w:color w:val="1F2937"/>
-                <w:sz w:val="15"/>
-              </w:rPr>
-              <w:t>导出</w:t>
-            </w:r>
-          </w:p>
-        </w:tc>
-        <w:tc>
-          <w:tcPr>
-            <w:tcW w:type="dxa" w:w="4320"/>
-            <w:tcMar>
-              <w:top w:w="75" w:type="dxa"/>
-              <w:start w:w="100" w:type="dxa"/>
-              <w:bottom w:w="75" w:type="dxa"/>
-              <w:end w:w="100" w:type="dxa"/>
-            </w:tcMar>
-            <w:vAlign w:val="center"/>
-            <w:shd w:fill="F4F7FB"/>
-          </w:tcPr>
-          <w:p>
-            <w:pPr>
-              <w:spacing w:after="0" w:line="259" w:lineRule="auto"/>
-            </w:pPr>
-            <w:r>
-              <w:rPr>
-                <w:rFonts w:ascii="Calibri" w:hAnsi="Calibri" w:eastAsia="Microsoft YaHei"/>
-                <w:b w:val="0"/>
-                <w:color w:val="1F2937"/>
-                <w:sz w:val="15"/>
+                <w:sz w:val="16"/>
               </w:rPr>
               <w:t>异步生成含口径和截止时间的报表。</w:t>
-            </w:r>
-          </w:p>
-        </w:tc>
-        <w:tc>
-          <w:tcPr>
-            <w:tcW w:type="dxa" w:w="2736"/>
-            <w:tcMar>
-              <w:top w:w="75" w:type="dxa"/>
-              <w:start w:w="100" w:type="dxa"/>
-              <w:bottom w:w="75" w:type="dxa"/>
-              <w:end w:w="100" w:type="dxa"/>
-            </w:tcMar>
-            <w:vAlign w:val="center"/>
-            <w:shd w:fill="F4F7FB"/>
-          </w:tcPr>
-          <w:p>
-            <w:pPr>
-              <w:spacing w:after="0" w:line="259" w:lineRule="auto"/>
-            </w:pPr>
-            <w:r>
-              <w:rPr>
-                <w:rFonts w:ascii="Calibri" w:hAnsi="Calibri" w:eastAsia="Microsoft YaHei"/>
-                <w:b w:val="0"/>
-                <w:color w:val="1F2937"/>
-                <w:sz w:val="15"/>
-              </w:rPr>
-              <w:t>成功后刷新详情、allowedActions和时间线；失败保留输入并显示错误码。</w:t>
             </w:r>
           </w:p>
         </w:tc>
@@ -4281,7 +4465,7 @@
         </w:trPr>
         <w:tc>
           <w:tcPr>
-            <w:tcW w:type="dxa" w:w="1512"/>
+            <w:tcW w:type="dxa" w:w="1800"/>
             <w:tcMar>
               <w:top w:w="75" w:type="dxa"/>
               <w:start w:w="100" w:type="dxa"/>
@@ -4299,15 +4483,15 @@
                 <w:rFonts w:ascii="Calibri" w:hAnsi="Calibri" w:eastAsia="Microsoft YaHei"/>
                 <w:b w:val="0"/>
                 <w:color w:val="1F2937"/>
-                <w:sz w:val="15"/>
+                <w:sz w:val="16"/>
               </w:rPr>
-              <w:t>OS-OPS-PRD-22-A05</w:t>
+              <w:t>OS-OPS-PRD-22-FP05</w:t>
             </w:r>
           </w:p>
         </w:tc>
         <w:tc>
           <w:tcPr>
-            <w:tcW w:type="dxa" w:w="1656"/>
+            <w:tcW w:type="dxa" w:w="2232"/>
             <w:tcMar>
               <w:top w:w="75" w:type="dxa"/>
               <w:start w:w="100" w:type="dxa"/>
@@ -4325,7 +4509,7 @@
                 <w:rFonts w:ascii="Calibri" w:hAnsi="Calibri" w:eastAsia="Microsoft YaHei"/>
                 <w:b w:val="0"/>
                 <w:color w:val="1F2937"/>
-                <w:sz w:val="15"/>
+                <w:sz w:val="16"/>
               </w:rPr>
               <w:t>风险处置</w:t>
             </w:r>
@@ -4333,7 +4517,7 @@
         </w:tc>
         <w:tc>
           <w:tcPr>
-            <w:tcW w:type="dxa" w:w="4320"/>
+            <w:tcW w:type="dxa" w:w="6192"/>
             <w:tcMar>
               <w:top w:w="75" w:type="dxa"/>
               <w:start w:w="100" w:type="dxa"/>
@@ -4351,35 +4535,9 @@
                 <w:rFonts w:ascii="Calibri" w:hAnsi="Calibri" w:eastAsia="Microsoft YaHei"/>
                 <w:b w:val="0"/>
                 <w:color w:val="1F2937"/>
-                <w:sz w:val="15"/>
+                <w:sz w:val="16"/>
               </w:rPr>
               <w:t>从风险指标创建跟进或升级任务。</w:t>
-            </w:r>
-          </w:p>
-        </w:tc>
-        <w:tc>
-          <w:tcPr>
-            <w:tcW w:type="dxa" w:w="2736"/>
-            <w:tcMar>
-              <w:top w:w="75" w:type="dxa"/>
-              <w:start w:w="100" w:type="dxa"/>
-              <w:bottom w:w="75" w:type="dxa"/>
-              <w:end w:w="100" w:type="dxa"/>
-            </w:tcMar>
-            <w:vAlign w:val="center"/>
-          </w:tcPr>
-          <w:p>
-            <w:pPr>
-              <w:spacing w:after="0" w:line="259" w:lineRule="auto"/>
-            </w:pPr>
-            <w:r>
-              <w:rPr>
-                <w:rFonts w:ascii="Calibri" w:hAnsi="Calibri" w:eastAsia="Microsoft YaHei"/>
-                <w:b w:val="0"/>
-                <w:color w:val="1F2937"/>
-                <w:sz w:val="15"/>
-              </w:rPr>
-              <w:t>成功后刷新详情、allowedActions和时间线；失败保留输入并显示错误码。</w:t>
             </w:r>
           </w:p>
         </w:tc>
@@ -4395,7 +4553,1197 @@
         <w:pStyle w:val="Heading2"/>
       </w:pPr>
       <w:r>
-        <w:t>6.1 标准写操作时序</w:t>
+        <w:t>6.1 切换周期</w:t>
+      </w:r>
+    </w:p>
+    <w:p>
+      <w:pPr>
+        <w:spacing w:after="80"/>
+      </w:pPr>
+      <w:r>
+        <w:rPr>
+          <w:rFonts w:ascii="Calibri" w:hAnsi="Calibri" w:eastAsia="Microsoft YaHei"/>
+          <w:b/>
+          <w:color w:val="1F2937"/>
+          <w:sz w:val="19"/>
+        </w:rPr>
+        <w:t>功能编号：</w:t>
+      </w:r>
+      <w:r>
+        <w:rPr>
+          <w:rFonts w:ascii="Calibri" w:hAnsi="Calibri" w:eastAsia="Microsoft YaHei"/>
+          <w:b w:val="0"/>
+          <w:color w:val="1F2937"/>
+          <w:sz w:val="19"/>
+        </w:rPr>
+        <w:t>OS-OPS-PRD-22-FP01。功能目的为重算所有卡片和分布图。</w:t>
+      </w:r>
+    </w:p>
+    <w:p>
+      <w:pPr>
+        <w:spacing w:after="80"/>
+      </w:pPr>
+      <w:r>
+        <w:rPr>
+          <w:rFonts w:ascii="Calibri" w:hAnsi="Calibri" w:eastAsia="Microsoft YaHei"/>
+          <w:b/>
+          <w:color w:val="1F2937"/>
+          <w:sz w:val="19"/>
+        </w:rPr>
+        <w:t>使用角色与入口：</w:t>
+      </w:r>
+      <w:r>
+        <w:rPr>
+          <w:rFonts w:ascii="Calibri" w:hAnsi="Calibri" w:eastAsia="Microsoft YaHei"/>
+          <w:b w:val="0"/>
+          <w:color w:val="1F2937"/>
+          <w:sz w:val="19"/>
+        </w:rPr>
+        <w:t>当前对象负责人、被分派执行人或获授权管理员；从列表行操作、详情页主操作区或待办入口进入。入口显示前先校验菜单权限、动作权限和数据范围。</w:t>
+      </w:r>
+    </w:p>
+    <w:p>
+      <w:pPr>
+        <w:spacing w:after="80"/>
+      </w:pPr>
+      <w:r>
+        <w:rPr>
+          <w:rFonts w:ascii="Calibri" w:hAnsi="Calibri" w:eastAsia="Microsoft YaHei"/>
+          <w:b/>
+          <w:color w:val="1F2937"/>
+          <w:sz w:val="19"/>
+        </w:rPr>
+        <w:t>前置条件：</w:t>
+      </w:r>
+      <w:r>
+        <w:rPr>
+          <w:rFonts w:ascii="Calibri" w:hAnsi="Calibri" w:eastAsia="Microsoft YaHei"/>
+          <w:b w:val="0"/>
+          <w:color w:val="1F2937"/>
+          <w:sz w:val="19"/>
+        </w:rPr>
+        <w:t>用户登录有效；目标对象存在且属于用户dataScope；当前状态包含该动作；页面持有最新version和allowedActions。涉及金额、库存、附件或第三方结果时必须回源确认。</w:t>
+      </w:r>
+    </w:p>
+    <w:p>
+      <w:pPr>
+        <w:spacing w:after="80"/>
+      </w:pPr>
+      <w:r>
+        <w:rPr>
+          <w:rFonts w:ascii="Calibri" w:hAnsi="Calibri" w:eastAsia="Microsoft YaHei"/>
+          <w:b/>
+          <w:color w:val="1F2937"/>
+          <w:sz w:val="19"/>
+        </w:rPr>
+        <w:t>界面操作：</w:t>
+      </w:r>
+      <w:r>
+        <w:rPr>
+          <w:rFonts w:ascii="Calibri" w:hAnsi="Calibri" w:eastAsia="Microsoft YaHei"/>
+          <w:b w:val="0"/>
+          <w:color w:val="1F2937"/>
+          <w:sz w:val="19"/>
+        </w:rPr>
+        <w:t>在详情页执行切换周期，填写或核对报表名称、统计周期、维度、指标、筛选条件、导出格式、接收邮箱、指标名称、当前值、目标值；界面随步骤显示当前节点、下一步和可撤回条件。</w:t>
+      </w:r>
+    </w:p>
+    <w:p>
+      <w:pPr>
+        <w:spacing w:after="80"/>
+      </w:pPr>
+      <w:r>
+        <w:rPr>
+          <w:rFonts w:ascii="Calibri" w:hAnsi="Calibri" w:eastAsia="Microsoft YaHei"/>
+          <w:b/>
+          <w:color w:val="1F2937"/>
+          <w:sz w:val="19"/>
+        </w:rPr>
+        <w:t>系统处理：</w:t>
+      </w:r>
+      <w:r>
+        <w:rPr>
+          <w:rFonts w:ascii="Calibri" w:hAnsi="Calibri" w:eastAsia="Microsoft YaHei"/>
+          <w:b w:val="0"/>
+          <w:color w:val="1F2937"/>
+          <w:sz w:val="19"/>
+        </w:rPr>
+        <w:t>服务端调用POST /ops/v1/ticket-analytics/{id}/actions/{action}，校验权限、当前状态、expectedVersion和业务不变量，在事务中写入状态及时间线。重算所有卡片和分布图。</w:t>
+      </w:r>
+    </w:p>
+    <w:p>
+      <w:pPr>
+        <w:spacing w:after="80"/>
+      </w:pPr>
+      <w:r>
+        <w:rPr>
+          <w:rFonts w:ascii="Calibri" w:hAnsi="Calibri" w:eastAsia="Microsoft YaHei"/>
+          <w:b/>
+          <w:color w:val="1F2937"/>
+          <w:sz w:val="19"/>
+        </w:rPr>
+        <w:t>业务规则：</w:t>
+      </w:r>
+      <w:r>
+        <w:rPr>
+          <w:rFonts w:ascii="Calibri" w:hAnsi="Calibri" w:eastAsia="Microsoft YaHei"/>
+          <w:b w:val="0"/>
+          <w:color w:val="1F2937"/>
+          <w:sz w:val="19"/>
+        </w:rPr>
+        <w:t>首次响应从建单到首次有效受理；等待客户补充期间是否暂停SLA由类别配置。所有校验必须由服务端再次执行，前端校验只用于即时反馈。</w:t>
+      </w:r>
+    </w:p>
+    <w:p>
+      <w:pPr>
+        <w:spacing w:after="80"/>
+      </w:pPr>
+      <w:r>
+        <w:rPr>
+          <w:rFonts w:ascii="Calibri" w:hAnsi="Calibri" w:eastAsia="Microsoft YaHei"/>
+          <w:b/>
+          <w:color w:val="1F2937"/>
+          <w:sz w:val="19"/>
+        </w:rPr>
+        <w:t>成功结果：</w:t>
+      </w:r>
+      <w:r>
+        <w:rPr>
+          <w:rFonts w:ascii="Calibri" w:hAnsi="Calibri" w:eastAsia="Microsoft YaHei"/>
+          <w:b w:val="0"/>
+          <w:color w:val="1F2937"/>
+          <w:sz w:val="19"/>
+        </w:rPr>
+        <w:t>页面提示“切换周期成功”，刷新对象状态、version、allowedActions、关联对象和时间线；如产生异步任务，同时显示任务编号和进度入口。</w:t>
+      </w:r>
+    </w:p>
+    <w:p>
+      <w:pPr>
+        <w:spacing w:after="80"/>
+      </w:pPr>
+      <w:r>
+        <w:rPr>
+          <w:rFonts w:ascii="Calibri" w:hAnsi="Calibri" w:eastAsia="Microsoft YaHei"/>
+          <w:b/>
+          <w:color w:val="1F2937"/>
+          <w:sz w:val="19"/>
+        </w:rPr>
+        <w:t>异常与恢复：</w:t>
+      </w:r>
+      <w:r>
+        <w:rPr>
+          <w:rFonts w:ascii="Calibri" w:hAnsi="Calibri" w:eastAsia="Microsoft YaHei"/>
+          <w:b w:val="0"/>
+          <w:color w:val="1F2937"/>
+          <w:sz w:val="19"/>
+        </w:rPr>
+        <w:t>400定位到具体字段并保留输入；403隐藏敏感内容并记录拒绝审计；409展示最新状态并要求刷新；超时先按clientRequestId查询执行结果；部分成功展示逐项明细和补偿入口。</w:t>
+      </w:r>
+    </w:p>
+    <w:p>
+      <w:pPr>
+        <w:spacing w:after="80"/>
+      </w:pPr>
+      <w:r>
+        <w:rPr>
+          <w:rFonts w:ascii="Calibri" w:hAnsi="Calibri" w:eastAsia="Microsoft YaHei"/>
+          <w:b/>
+          <w:color w:val="1F2937"/>
+          <w:sz w:val="19"/>
+        </w:rPr>
+        <w:t>跨端影响：</w:t>
+      </w:r>
+      <w:r>
+        <w:rPr>
+          <w:rFonts w:ascii="Calibri" w:hAnsi="Calibri" w:eastAsia="Microsoft YaHei"/>
+          <w:b w:val="0"/>
+          <w:color w:val="1F2937"/>
+          <w:sz w:val="19"/>
+        </w:rPr>
+        <w:t>工单小程序节点时间作为SLA主数据。跨端消息只携带业务编号，接收端打开后重新鉴权并查询最新状态。</w:t>
+      </w:r>
+    </w:p>
+    <w:p>
+      <w:pPr>
+        <w:spacing w:after="80"/>
+      </w:pPr>
+      <w:r>
+        <w:rPr>
+          <w:rFonts w:ascii="Calibri" w:hAnsi="Calibri" w:eastAsia="Microsoft YaHei"/>
+          <w:b/>
+          <w:color w:val="1F2937"/>
+          <w:sz w:val="19"/>
+        </w:rPr>
+        <w:t>验收条件：</w:t>
+      </w:r>
+      <w:r>
+        <w:rPr>
+          <w:rFonts w:ascii="Calibri" w:hAnsi="Calibri" w:eastAsia="Microsoft YaHei"/>
+          <w:b w:val="0"/>
+          <w:color w:val="1F2937"/>
+          <w:sz w:val="19"/>
+        </w:rPr>
+        <w:t>在允许状态下完成切换周期时仅产生一次预期数据变化和一次审计记录；越权、错误状态、重复提交及版本冲突均不得产生重复对象或越级状态。</w:t>
+      </w:r>
+    </w:p>
+    <w:p>
+      <w:pPr>
+        <w:pStyle w:val="Heading2"/>
+      </w:pPr>
+      <w:r>
+        <w:t>6.2 指标下钻</w:t>
+      </w:r>
+    </w:p>
+    <w:p>
+      <w:pPr>
+        <w:spacing w:after="80"/>
+      </w:pPr>
+      <w:r>
+        <w:rPr>
+          <w:rFonts w:ascii="Calibri" w:hAnsi="Calibri" w:eastAsia="Microsoft YaHei"/>
+          <w:b/>
+          <w:color w:val="1F2937"/>
+          <w:sz w:val="19"/>
+        </w:rPr>
+        <w:t>功能编号：</w:t>
+      </w:r>
+      <w:r>
+        <w:rPr>
+          <w:rFonts w:ascii="Calibri" w:hAnsi="Calibri" w:eastAsia="Microsoft YaHei"/>
+          <w:b w:val="0"/>
+          <w:color w:val="1F2937"/>
+          <w:sz w:val="19"/>
+        </w:rPr>
+        <w:t>OS-OPS-PRD-22-FP02。功能目的为跳转工单列表并带入同一筛选。</w:t>
+      </w:r>
+    </w:p>
+    <w:p>
+      <w:pPr>
+        <w:spacing w:after="80"/>
+      </w:pPr>
+      <w:r>
+        <w:rPr>
+          <w:rFonts w:ascii="Calibri" w:hAnsi="Calibri" w:eastAsia="Microsoft YaHei"/>
+          <w:b/>
+          <w:color w:val="1F2937"/>
+          <w:sz w:val="19"/>
+        </w:rPr>
+        <w:t>使用角色与入口：</w:t>
+      </w:r>
+      <w:r>
+        <w:rPr>
+          <w:rFonts w:ascii="Calibri" w:hAnsi="Calibri" w:eastAsia="Microsoft YaHei"/>
+          <w:b w:val="0"/>
+          <w:color w:val="1F2937"/>
+          <w:sz w:val="19"/>
+        </w:rPr>
+        <w:t>拥有对应dataScope的查询用户；从指标卡、图表、列表行标题或详情入口进入。入口显示前先校验菜单权限、动作权限和数据范围。</w:t>
+      </w:r>
+    </w:p>
+    <w:p>
+      <w:pPr>
+        <w:spacing w:after="80"/>
+      </w:pPr>
+      <w:r>
+        <w:rPr>
+          <w:rFonts w:ascii="Calibri" w:hAnsi="Calibri" w:eastAsia="Microsoft YaHei"/>
+          <w:b/>
+          <w:color w:val="1F2937"/>
+          <w:sz w:val="19"/>
+        </w:rPr>
+        <w:t>前置条件：</w:t>
+      </w:r>
+      <w:r>
+        <w:rPr>
+          <w:rFonts w:ascii="Calibri" w:hAnsi="Calibri" w:eastAsia="Microsoft YaHei"/>
+          <w:b w:val="0"/>
+          <w:color w:val="1F2937"/>
+          <w:sz w:val="19"/>
+        </w:rPr>
+        <w:t>用户登录有效，拥有菜单和对象查看权限，查询条件属于dataScope；打开详情时对象存在。敏感字段、金额和状态必须回源。</w:t>
+      </w:r>
+    </w:p>
+    <w:p>
+      <w:pPr>
+        <w:spacing w:after="80"/>
+      </w:pPr>
+      <w:r>
+        <w:rPr>
+          <w:rFonts w:ascii="Calibri" w:hAnsi="Calibri" w:eastAsia="Microsoft YaHei"/>
+          <w:b/>
+          <w:color w:val="1F2937"/>
+          <w:sz w:val="19"/>
+        </w:rPr>
+        <w:t>界面操作：</w:t>
+      </w:r>
+      <w:r>
+        <w:rPr>
+          <w:rFonts w:ascii="Calibri" w:hAnsi="Calibri" w:eastAsia="Microsoft YaHei"/>
+          <w:b w:val="0"/>
+          <w:color w:val="1F2937"/>
+          <w:sz w:val="19"/>
+        </w:rPr>
+        <w:t>从卡片、列表或关联编号进入，加载报表名称、统计周期、维度、指标、筛选条件、导出格式、接收邮箱、指标名称、当前值、目标值及时间线；切换页签或筛选不改变主对象，返回时保留来源页条件。</w:t>
+      </w:r>
+    </w:p>
+    <w:p>
+      <w:pPr>
+        <w:spacing w:after="80"/>
+      </w:pPr>
+      <w:r>
+        <w:rPr>
+          <w:rFonts w:ascii="Calibri" w:hAnsi="Calibri" w:eastAsia="Microsoft YaHei"/>
+          <w:b/>
+          <w:color w:val="1F2937"/>
+          <w:sz w:val="19"/>
+        </w:rPr>
+        <w:t>系统处理：</w:t>
+      </w:r>
+      <w:r>
+        <w:rPr>
+          <w:rFonts w:ascii="Calibri" w:hAnsi="Calibri" w:eastAsia="Microsoft YaHei"/>
+          <w:b w:val="0"/>
+          <w:color w:val="1F2937"/>
+          <w:sz w:val="19"/>
+        </w:rPr>
+        <w:t>服务端校验身份、dataScope和字段脱敏后查询 /ops/v1/ticket-analytics；返回version、关联对象、时间线和allowedActions。跳转工单列表并带入同一筛选。</w:t>
+      </w:r>
+    </w:p>
+    <w:p>
+      <w:pPr>
+        <w:spacing w:after="80"/>
+      </w:pPr>
+      <w:r>
+        <w:rPr>
+          <w:rFonts w:ascii="Calibri" w:hAnsi="Calibri" w:eastAsia="Microsoft YaHei"/>
+          <w:b/>
+          <w:color w:val="1F2937"/>
+          <w:sz w:val="19"/>
+        </w:rPr>
+        <w:t>业务规则：</w:t>
+      </w:r>
+      <w:r>
+        <w:rPr>
+          <w:rFonts w:ascii="Calibri" w:hAnsi="Calibri" w:eastAsia="Microsoft YaHei"/>
+          <w:b w:val="0"/>
+          <w:color w:val="1F2937"/>
+          <w:sz w:val="19"/>
+        </w:rPr>
+        <w:t>下钻总数与指标口径一致。所有校验必须由服务端再次执行，前端校验只用于即时反馈。</w:t>
+      </w:r>
+    </w:p>
+    <w:p>
+      <w:pPr>
+        <w:spacing w:after="80"/>
+      </w:pPr>
+      <w:r>
+        <w:rPr>
+          <w:rFonts w:ascii="Calibri" w:hAnsi="Calibri" w:eastAsia="Microsoft YaHei"/>
+          <w:b/>
+          <w:color w:val="1F2937"/>
+          <w:sz w:val="19"/>
+        </w:rPr>
+        <w:t>成功结果：</w:t>
+      </w:r>
+      <w:r>
+        <w:rPr>
+          <w:rFonts w:ascii="Calibri" w:hAnsi="Calibri" w:eastAsia="Microsoft YaHei"/>
+          <w:b w:val="0"/>
+          <w:color w:val="1F2937"/>
+          <w:sz w:val="19"/>
+        </w:rPr>
+        <w:t>界面完成指标下钻并显示最新数据、截止时间、关联对象和允许操作；查询本身不改变业务状态。涉及敏感原文查看时单独记录访问审计。</w:t>
+      </w:r>
+    </w:p>
+    <w:p>
+      <w:pPr>
+        <w:spacing w:after="80"/>
+      </w:pPr>
+      <w:r>
+        <w:rPr>
+          <w:rFonts w:ascii="Calibri" w:hAnsi="Calibri" w:eastAsia="Microsoft YaHei"/>
+          <w:b/>
+          <w:color w:val="1F2937"/>
+          <w:sz w:val="19"/>
+        </w:rPr>
+        <w:t>异常与恢复：</w:t>
+      </w:r>
+      <w:r>
+        <w:rPr>
+          <w:rFonts w:ascii="Calibri" w:hAnsi="Calibri" w:eastAsia="Microsoft YaHei"/>
+          <w:b w:val="0"/>
+          <w:color w:val="1F2937"/>
+          <w:sz w:val="19"/>
+        </w:rPr>
+        <w:t>400定位到具体字段并保留输入；403隐藏敏感内容并记录拒绝审计；409展示最新状态并要求刷新；超时先按clientRequestId查询执行结果；部分成功展示逐项明细和补偿入口。</w:t>
+      </w:r>
+    </w:p>
+    <w:p>
+      <w:pPr>
+        <w:spacing w:after="80"/>
+      </w:pPr>
+      <w:r>
+        <w:rPr>
+          <w:rFonts w:ascii="Calibri" w:hAnsi="Calibri" w:eastAsia="Microsoft YaHei"/>
+          <w:b/>
+          <w:color w:val="1F2937"/>
+          <w:sz w:val="19"/>
+        </w:rPr>
+        <w:t>跨端影响：</w:t>
+      </w:r>
+      <w:r>
+        <w:rPr>
+          <w:rFonts w:ascii="Calibri" w:hAnsi="Calibri" w:eastAsia="Microsoft YaHei"/>
+          <w:b w:val="0"/>
+          <w:color w:val="1F2937"/>
+          <w:sz w:val="19"/>
+        </w:rPr>
+        <w:t>客户回复解除等待状态。跨端消息只携带业务编号，接收端打开后重新鉴权并查询最新状态。</w:t>
+      </w:r>
+    </w:p>
+    <w:p>
+      <w:pPr>
+        <w:spacing w:after="80"/>
+      </w:pPr>
+      <w:r>
+        <w:rPr>
+          <w:rFonts w:ascii="Calibri" w:hAnsi="Calibri" w:eastAsia="Microsoft YaHei"/>
+          <w:b/>
+          <w:color w:val="1F2937"/>
+          <w:sz w:val="19"/>
+        </w:rPr>
+        <w:t>验收条件：</w:t>
+      </w:r>
+      <w:r>
+        <w:rPr>
+          <w:rFonts w:ascii="Calibri" w:hAnsi="Calibri" w:eastAsia="Microsoft YaHei"/>
+          <w:b w:val="0"/>
+          <w:color w:val="1F2937"/>
+          <w:sz w:val="19"/>
+        </w:rPr>
+        <w:t>指标下钻只返回dataScope内且按权限脱敏的数据；刷新前后无业务写入，筛选、详情和导出对同一对象的字段值一致。</w:t>
+      </w:r>
+    </w:p>
+    <w:p>
+      <w:pPr>
+        <w:pStyle w:val="Heading2"/>
+      </w:pPr>
+      <w:r>
+        <w:t>6.3 查看SLA口径</w:t>
+      </w:r>
+    </w:p>
+    <w:p>
+      <w:pPr>
+        <w:spacing w:after="80"/>
+      </w:pPr>
+      <w:r>
+        <w:rPr>
+          <w:rFonts w:ascii="Calibri" w:hAnsi="Calibri" w:eastAsia="Microsoft YaHei"/>
+          <w:b/>
+          <w:color w:val="1F2937"/>
+          <w:sz w:val="19"/>
+        </w:rPr>
+        <w:t>功能编号：</w:t>
+      </w:r>
+      <w:r>
+        <w:rPr>
+          <w:rFonts w:ascii="Calibri" w:hAnsi="Calibri" w:eastAsia="Microsoft YaHei"/>
+          <w:b w:val="0"/>
+          <w:color w:val="1F2937"/>
+          <w:sz w:val="19"/>
+        </w:rPr>
+        <w:t>OS-OPS-PRD-22-FP03。功能目的为展示起止节点、暂停条件和版本。</w:t>
+      </w:r>
+    </w:p>
+    <w:p>
+      <w:pPr>
+        <w:spacing w:after="80"/>
+      </w:pPr>
+      <w:r>
+        <w:rPr>
+          <w:rFonts w:ascii="Calibri" w:hAnsi="Calibri" w:eastAsia="Microsoft YaHei"/>
+          <w:b/>
+          <w:color w:val="1F2937"/>
+          <w:sz w:val="19"/>
+        </w:rPr>
+        <w:t>使用角色与入口：</w:t>
+      </w:r>
+      <w:r>
+        <w:rPr>
+          <w:rFonts w:ascii="Calibri" w:hAnsi="Calibri" w:eastAsia="Microsoft YaHei"/>
+          <w:b w:val="0"/>
+          <w:color w:val="1F2937"/>
+          <w:sz w:val="19"/>
+        </w:rPr>
+        <w:t>拥有对应dataScope的查询用户；从指标卡、图表、列表行标题或详情入口进入。入口显示前先校验菜单权限、动作权限和数据范围。</w:t>
+      </w:r>
+    </w:p>
+    <w:p>
+      <w:pPr>
+        <w:spacing w:after="80"/>
+      </w:pPr>
+      <w:r>
+        <w:rPr>
+          <w:rFonts w:ascii="Calibri" w:hAnsi="Calibri" w:eastAsia="Microsoft YaHei"/>
+          <w:b/>
+          <w:color w:val="1F2937"/>
+          <w:sz w:val="19"/>
+        </w:rPr>
+        <w:t>前置条件：</w:t>
+      </w:r>
+      <w:r>
+        <w:rPr>
+          <w:rFonts w:ascii="Calibri" w:hAnsi="Calibri" w:eastAsia="Microsoft YaHei"/>
+          <w:b w:val="0"/>
+          <w:color w:val="1F2937"/>
+          <w:sz w:val="19"/>
+        </w:rPr>
+        <w:t>用户登录有效，拥有菜单和对象查看权限，查询条件属于dataScope；打开详情时对象存在。敏感字段、金额和状态必须回源。</w:t>
+      </w:r>
+    </w:p>
+    <w:p>
+      <w:pPr>
+        <w:spacing w:after="80"/>
+      </w:pPr>
+      <w:r>
+        <w:rPr>
+          <w:rFonts w:ascii="Calibri" w:hAnsi="Calibri" w:eastAsia="Microsoft YaHei"/>
+          <w:b/>
+          <w:color w:val="1F2937"/>
+          <w:sz w:val="19"/>
+        </w:rPr>
+        <w:t>界面操作：</w:t>
+      </w:r>
+      <w:r>
+        <w:rPr>
+          <w:rFonts w:ascii="Calibri" w:hAnsi="Calibri" w:eastAsia="Microsoft YaHei"/>
+          <w:b w:val="0"/>
+          <w:color w:val="1F2937"/>
+          <w:sz w:val="19"/>
+        </w:rPr>
+        <w:t>从卡片、列表或关联编号进入，加载报表名称、统计周期、维度、指标、筛选条件、导出格式、接收邮箱、指标名称、当前值、目标值及时间线；切换页签或筛选不改变主对象，返回时保留来源页条件。</w:t>
+      </w:r>
+    </w:p>
+    <w:p>
+      <w:pPr>
+        <w:spacing w:after="80"/>
+      </w:pPr>
+      <w:r>
+        <w:rPr>
+          <w:rFonts w:ascii="Calibri" w:hAnsi="Calibri" w:eastAsia="Microsoft YaHei"/>
+          <w:b/>
+          <w:color w:val="1F2937"/>
+          <w:sz w:val="19"/>
+        </w:rPr>
+        <w:t>系统处理：</w:t>
+      </w:r>
+      <w:r>
+        <w:rPr>
+          <w:rFonts w:ascii="Calibri" w:hAnsi="Calibri" w:eastAsia="Microsoft YaHei"/>
+          <w:b w:val="0"/>
+          <w:color w:val="1F2937"/>
+          <w:sz w:val="19"/>
+        </w:rPr>
+        <w:t>服务端校验身份、dataScope和字段脱敏后查询 /ops/v1/ticket-analytics；返回version、关联对象、时间线和allowedActions。展示起止节点、暂停条件和版本。</w:t>
+      </w:r>
+    </w:p>
+    <w:p>
+      <w:pPr>
+        <w:spacing w:after="80"/>
+      </w:pPr>
+      <w:r>
+        <w:rPr>
+          <w:rFonts w:ascii="Calibri" w:hAnsi="Calibri" w:eastAsia="Microsoft YaHei"/>
+          <w:b/>
+          <w:color w:val="1F2937"/>
+          <w:sz w:val="19"/>
+        </w:rPr>
+        <w:t>业务规则：</w:t>
+      </w:r>
+      <w:r>
+        <w:rPr>
+          <w:rFonts w:ascii="Calibri" w:hAnsi="Calibri" w:eastAsia="Microsoft YaHei"/>
+          <w:b w:val="0"/>
+          <w:color w:val="1F2937"/>
+          <w:sz w:val="19"/>
+        </w:rPr>
+        <w:t>等待客户补充期间是否暂停SLA由类别配置；下钻总数与指标口径一致。所有校验必须由服务端再次执行，前端校验只用于即时反馈。</w:t>
+      </w:r>
+    </w:p>
+    <w:p>
+      <w:pPr>
+        <w:spacing w:after="80"/>
+      </w:pPr>
+      <w:r>
+        <w:rPr>
+          <w:rFonts w:ascii="Calibri" w:hAnsi="Calibri" w:eastAsia="Microsoft YaHei"/>
+          <w:b/>
+          <w:color w:val="1F2937"/>
+          <w:sz w:val="19"/>
+        </w:rPr>
+        <w:t>成功结果：</w:t>
+      </w:r>
+      <w:r>
+        <w:rPr>
+          <w:rFonts w:ascii="Calibri" w:hAnsi="Calibri" w:eastAsia="Microsoft YaHei"/>
+          <w:b w:val="0"/>
+          <w:color w:val="1F2937"/>
+          <w:sz w:val="19"/>
+        </w:rPr>
+        <w:t>界面完成查看SLA口径并显示最新数据、截止时间、关联对象和允许操作；查询本身不改变业务状态。涉及敏感原文查看时单独记录访问审计。</w:t>
+      </w:r>
+    </w:p>
+    <w:p>
+      <w:pPr>
+        <w:spacing w:after="80"/>
+      </w:pPr>
+      <w:r>
+        <w:rPr>
+          <w:rFonts w:ascii="Calibri" w:hAnsi="Calibri" w:eastAsia="Microsoft YaHei"/>
+          <w:b/>
+          <w:color w:val="1F2937"/>
+          <w:sz w:val="19"/>
+        </w:rPr>
+        <w:t>异常与恢复：</w:t>
+      </w:r>
+      <w:r>
+        <w:rPr>
+          <w:rFonts w:ascii="Calibri" w:hAnsi="Calibri" w:eastAsia="Microsoft YaHei"/>
+          <w:b w:val="0"/>
+          <w:color w:val="1F2937"/>
+          <w:sz w:val="19"/>
+        </w:rPr>
+        <w:t>400定位到具体字段并保留输入；403隐藏敏感内容并记录拒绝审计；409展示最新状态并要求刷新；超时先按clientRequestId查询执行结果；部分成功展示逐项明细和补偿入口。</w:t>
+      </w:r>
+    </w:p>
+    <w:p>
+      <w:pPr>
+        <w:spacing w:after="80"/>
+      </w:pPr>
+      <w:r>
+        <w:rPr>
+          <w:rFonts w:ascii="Calibri" w:hAnsi="Calibri" w:eastAsia="Microsoft YaHei"/>
+          <w:b/>
+          <w:color w:val="1F2937"/>
+          <w:sz w:val="19"/>
+        </w:rPr>
+        <w:t>跨端影响：</w:t>
+      </w:r>
+      <w:r>
+        <w:rPr>
+          <w:rFonts w:ascii="Calibri" w:hAnsi="Calibri" w:eastAsia="Microsoft YaHei"/>
+          <w:b w:val="0"/>
+          <w:color w:val="1F2937"/>
+          <w:sz w:val="19"/>
+        </w:rPr>
+        <w:t>后台升级策略向负责人和主管发送通知。跨端消息只携带业务编号，接收端打开后重新鉴权并查询最新状态。</w:t>
+      </w:r>
+    </w:p>
+    <w:p>
+      <w:pPr>
+        <w:spacing w:after="80"/>
+      </w:pPr>
+      <w:r>
+        <w:rPr>
+          <w:rFonts w:ascii="Calibri" w:hAnsi="Calibri" w:eastAsia="Microsoft YaHei"/>
+          <w:b/>
+          <w:color w:val="1F2937"/>
+          <w:sz w:val="19"/>
+        </w:rPr>
+        <w:t>验收条件：</w:t>
+      </w:r>
+      <w:r>
+        <w:rPr>
+          <w:rFonts w:ascii="Calibri" w:hAnsi="Calibri" w:eastAsia="Microsoft YaHei"/>
+          <w:b w:val="0"/>
+          <w:color w:val="1F2937"/>
+          <w:sz w:val="19"/>
+        </w:rPr>
+        <w:t>查看SLA口径只返回dataScope内且按权限脱敏的数据；刷新前后无业务写入，筛选、详情和导出对同一对象的字段值一致。</w:t>
+      </w:r>
+    </w:p>
+    <w:p>
+      <w:pPr>
+        <w:pStyle w:val="Heading2"/>
+      </w:pPr>
+      <w:r>
+        <w:t>6.4 导出</w:t>
+      </w:r>
+    </w:p>
+    <w:p>
+      <w:pPr>
+        <w:spacing w:after="80"/>
+      </w:pPr>
+      <w:r>
+        <w:rPr>
+          <w:rFonts w:ascii="Calibri" w:hAnsi="Calibri" w:eastAsia="Microsoft YaHei"/>
+          <w:b/>
+          <w:color w:val="1F2937"/>
+          <w:sz w:val="19"/>
+        </w:rPr>
+        <w:t>功能编号：</w:t>
+      </w:r>
+      <w:r>
+        <w:rPr>
+          <w:rFonts w:ascii="Calibri" w:hAnsi="Calibri" w:eastAsia="Microsoft YaHei"/>
+          <w:b w:val="0"/>
+          <w:color w:val="1F2937"/>
+          <w:sz w:val="19"/>
+        </w:rPr>
+        <w:t>OS-OPS-PRD-22-FP04。功能目的为异步生成含口径和截止时间的报表。</w:t>
+      </w:r>
+    </w:p>
+    <w:p>
+      <w:pPr>
+        <w:spacing w:after="80"/>
+      </w:pPr>
+      <w:r>
+        <w:rPr>
+          <w:rFonts w:ascii="Calibri" w:hAnsi="Calibri" w:eastAsia="Microsoft YaHei"/>
+          <w:b/>
+          <w:color w:val="1F2937"/>
+          <w:sz w:val="19"/>
+        </w:rPr>
+        <w:t>使用角色与入口：</w:t>
+      </w:r>
+      <w:r>
+        <w:rPr>
+          <w:rFonts w:ascii="Calibri" w:hAnsi="Calibri" w:eastAsia="Microsoft YaHei"/>
+          <w:b w:val="0"/>
+          <w:color w:val="1F2937"/>
+          <w:sz w:val="19"/>
+        </w:rPr>
+        <w:t>具备导出或报告权限的用户；从列表工具栏或报告生成入口进入。入口显示前先校验菜单权限、动作权限和数据范围。</w:t>
+      </w:r>
+    </w:p>
+    <w:p>
+      <w:pPr>
+        <w:spacing w:after="80"/>
+      </w:pPr>
+      <w:r>
+        <w:rPr>
+          <w:rFonts w:ascii="Calibri" w:hAnsi="Calibri" w:eastAsia="Microsoft YaHei"/>
+          <w:b/>
+          <w:color w:val="1F2937"/>
+          <w:sz w:val="19"/>
+        </w:rPr>
+        <w:t>前置条件：</w:t>
+      </w:r>
+      <w:r>
+        <w:rPr>
+          <w:rFonts w:ascii="Calibri" w:hAnsi="Calibri" w:eastAsia="Microsoft YaHei"/>
+          <w:b w:val="0"/>
+          <w:color w:val="1F2937"/>
+          <w:sz w:val="19"/>
+        </w:rPr>
+        <w:t>用户具备导出或报告权限，当前查询已完成且筛选合法；导出列不得超出字段权限，任务配额未超限。</w:t>
+      </w:r>
+    </w:p>
+    <w:p>
+      <w:pPr>
+        <w:spacing w:after="80"/>
+      </w:pPr>
+      <w:r>
+        <w:rPr>
+          <w:rFonts w:ascii="Calibri" w:hAnsi="Calibri" w:eastAsia="Microsoft YaHei"/>
+          <w:b/>
+          <w:color w:val="1F2937"/>
+          <w:sz w:val="19"/>
+        </w:rPr>
+        <w:t>界面操作：</w:t>
+      </w:r>
+      <w:r>
+        <w:rPr>
+          <w:rFonts w:ascii="Calibri" w:hAnsi="Calibri" w:eastAsia="Microsoft YaHei"/>
+          <w:b w:val="0"/>
+          <w:color w:val="1F2937"/>
+          <w:sz w:val="19"/>
+        </w:rPr>
+        <w:t>沿用当前筛选与列权限，选择导出范围或报告格式；任务进入进度中心，完成后提供限时下载。</w:t>
+      </w:r>
+    </w:p>
+    <w:p>
+      <w:pPr>
+        <w:spacing w:after="80"/>
+      </w:pPr>
+      <w:r>
+        <w:rPr>
+          <w:rFonts w:ascii="Calibri" w:hAnsi="Calibri" w:eastAsia="Microsoft YaHei"/>
+          <w:b/>
+          <w:color w:val="1F2937"/>
+          <w:sz w:val="19"/>
+        </w:rPr>
+        <w:t>系统处理：</w:t>
+      </w:r>
+      <w:r>
+        <w:rPr>
+          <w:rFonts w:ascii="Calibri" w:hAnsi="Calibri" w:eastAsia="Microsoft YaHei"/>
+          <w:b w:val="0"/>
+          <w:color w:val="1F2937"/>
+          <w:sz w:val="19"/>
+        </w:rPr>
+        <w:t>服务端冻结查询条件和dataScope并创建异步任务；逐条校验权限、版本和状态，返回成功、失败及原因明细。异步生成含口径和截止时间的报表。</w:t>
+      </w:r>
+    </w:p>
+    <w:p>
+      <w:pPr>
+        <w:spacing w:after="80"/>
+      </w:pPr>
+      <w:r>
+        <w:rPr>
+          <w:rFonts w:ascii="Calibri" w:hAnsi="Calibri" w:eastAsia="Microsoft YaHei"/>
+          <w:b/>
+          <w:color w:val="1F2937"/>
+          <w:sz w:val="19"/>
+        </w:rPr>
+        <w:t>业务规则：</w:t>
+      </w:r>
+      <w:r>
+        <w:rPr>
+          <w:rFonts w:ascii="Calibri" w:hAnsi="Calibri" w:eastAsia="Microsoft YaHei"/>
+          <w:b w:val="0"/>
+          <w:color w:val="1F2937"/>
+          <w:sz w:val="19"/>
+        </w:rPr>
+        <w:t>导出继承当前筛选、数据范围和字段权限；文件使用短期签名地址；生成、下载和失败均记录审计。。所有校验必须由服务端再次执行，前端校验只用于即时反馈。</w:t>
+      </w:r>
+    </w:p>
+    <w:p>
+      <w:pPr>
+        <w:spacing w:after="80"/>
+      </w:pPr>
+      <w:r>
+        <w:rPr>
+          <w:rFonts w:ascii="Calibri" w:hAnsi="Calibri" w:eastAsia="Microsoft YaHei"/>
+          <w:b/>
+          <w:color w:val="1F2937"/>
+          <w:sz w:val="19"/>
+        </w:rPr>
+        <w:t>成功结果：</w:t>
+      </w:r>
+      <w:r>
+        <w:rPr>
+          <w:rFonts w:ascii="Calibri" w:hAnsi="Calibri" w:eastAsia="Microsoft YaHei"/>
+          <w:b w:val="0"/>
+          <w:color w:val="1F2937"/>
+          <w:sz w:val="19"/>
+        </w:rPr>
+        <w:t>界面创建导出任务并显示任务编号、生成进度、有效期和下载入口；下载内容与任务冻结的筛选及列权限一致。</w:t>
+      </w:r>
+    </w:p>
+    <w:p>
+      <w:pPr>
+        <w:spacing w:after="80"/>
+      </w:pPr>
+      <w:r>
+        <w:rPr>
+          <w:rFonts w:ascii="Calibri" w:hAnsi="Calibri" w:eastAsia="Microsoft YaHei"/>
+          <w:b/>
+          <w:color w:val="1F2937"/>
+          <w:sz w:val="19"/>
+        </w:rPr>
+        <w:t>异常与恢复：</w:t>
+      </w:r>
+      <w:r>
+        <w:rPr>
+          <w:rFonts w:ascii="Calibri" w:hAnsi="Calibri" w:eastAsia="Microsoft YaHei"/>
+          <w:b w:val="0"/>
+          <w:color w:val="1F2937"/>
+          <w:sz w:val="19"/>
+        </w:rPr>
+        <w:t>400定位到具体字段并保留输入；403隐藏敏感内容并记录拒绝审计；409展示最新状态并要求刷新；超时先按clientRequestId查询执行结果；部分成功展示逐项明细和补偿入口。</w:t>
+      </w:r>
+    </w:p>
+    <w:p>
+      <w:pPr>
+        <w:spacing w:after="80"/>
+      </w:pPr>
+      <w:r>
+        <w:rPr>
+          <w:rFonts w:ascii="Calibri" w:hAnsi="Calibri" w:eastAsia="Microsoft YaHei"/>
+          <w:b/>
+          <w:color w:val="1F2937"/>
+          <w:sz w:val="19"/>
+        </w:rPr>
+        <w:t>跨端影响：</w:t>
+      </w:r>
+      <w:r>
+        <w:rPr>
+          <w:rFonts w:ascii="Calibri" w:hAnsi="Calibri" w:eastAsia="Microsoft YaHei"/>
+          <w:b w:val="0"/>
+          <w:color w:val="1F2937"/>
+          <w:sz w:val="19"/>
+        </w:rPr>
+        <w:t>工单小程序节点时间作为SLA主数据。跨端消息只携带业务编号，接收端打开后重新鉴权并查询最新状态。</w:t>
+      </w:r>
+    </w:p>
+    <w:p>
+      <w:pPr>
+        <w:spacing w:after="80"/>
+      </w:pPr>
+      <w:r>
+        <w:rPr>
+          <w:rFonts w:ascii="Calibri" w:hAnsi="Calibri" w:eastAsia="Microsoft YaHei"/>
+          <w:b/>
+          <w:color w:val="1F2937"/>
+          <w:sz w:val="19"/>
+        </w:rPr>
+        <w:t>验收条件：</w:t>
+      </w:r>
+      <w:r>
+        <w:rPr>
+          <w:rFonts w:ascii="Calibri" w:hAnsi="Calibri" w:eastAsia="Microsoft YaHei"/>
+          <w:b w:val="0"/>
+          <w:color w:val="1F2937"/>
+          <w:sz w:val="19"/>
+        </w:rPr>
+        <w:t>相同筛选和字段权限生成的导出数据量与列表一致；重复提交复用幂等结果，越权字段不进入文件。</w:t>
+      </w:r>
+    </w:p>
+    <w:p>
+      <w:pPr>
+        <w:pStyle w:val="Heading2"/>
+      </w:pPr>
+      <w:r>
+        <w:t>6.5 风险处置</w:t>
+      </w:r>
+    </w:p>
+    <w:p>
+      <w:pPr>
+        <w:spacing w:after="80"/>
+      </w:pPr>
+      <w:r>
+        <w:rPr>
+          <w:rFonts w:ascii="Calibri" w:hAnsi="Calibri" w:eastAsia="Microsoft YaHei"/>
+          <w:b/>
+          <w:color w:val="1F2937"/>
+          <w:sz w:val="19"/>
+        </w:rPr>
+        <w:t>功能编号：</w:t>
+      </w:r>
+      <w:r>
+        <w:rPr>
+          <w:rFonts w:ascii="Calibri" w:hAnsi="Calibri" w:eastAsia="Microsoft YaHei"/>
+          <w:b w:val="0"/>
+          <w:color w:val="1F2937"/>
+          <w:sz w:val="19"/>
+        </w:rPr>
+        <w:t>OS-OPS-PRD-22-FP05。功能目的为从风险指标创建跟进或升级任务。</w:t>
+      </w:r>
+    </w:p>
+    <w:p>
+      <w:pPr>
+        <w:spacing w:after="80"/>
+      </w:pPr>
+      <w:r>
+        <w:rPr>
+          <w:rFonts w:ascii="Calibri" w:hAnsi="Calibri" w:eastAsia="Microsoft YaHei"/>
+          <w:b/>
+          <w:color w:val="1F2937"/>
+          <w:sz w:val="19"/>
+        </w:rPr>
+        <w:t>使用角色与入口：</w:t>
+      </w:r>
+      <w:r>
+        <w:rPr>
+          <w:rFonts w:ascii="Calibri" w:hAnsi="Calibri" w:eastAsia="Microsoft YaHei"/>
+          <w:b w:val="0"/>
+          <w:color w:val="1F2937"/>
+          <w:sz w:val="19"/>
+        </w:rPr>
+        <w:t>当前对象负责人、被分派执行人或获授权管理员；从列表行操作、详情页主操作区或待办入口进入。入口显示前先校验菜单权限、动作权限和数据范围。</w:t>
+      </w:r>
+    </w:p>
+    <w:p>
+      <w:pPr>
+        <w:spacing w:after="80"/>
+      </w:pPr>
+      <w:r>
+        <w:rPr>
+          <w:rFonts w:ascii="Calibri" w:hAnsi="Calibri" w:eastAsia="Microsoft YaHei"/>
+          <w:b/>
+          <w:color w:val="1F2937"/>
+          <w:sz w:val="19"/>
+        </w:rPr>
+        <w:t>前置条件：</w:t>
+      </w:r>
+      <w:r>
+        <w:rPr>
+          <w:rFonts w:ascii="Calibri" w:hAnsi="Calibri" w:eastAsia="Microsoft YaHei"/>
+          <w:b w:val="0"/>
+          <w:color w:val="1F2937"/>
+          <w:sz w:val="19"/>
+        </w:rPr>
+        <w:t>用户登录有效；目标对象存在且属于用户dataScope；当前状态包含该动作；页面持有最新version和allowedActions。涉及金额、库存、附件或第三方结果时必须回源确认。</w:t>
+      </w:r>
+    </w:p>
+    <w:p>
+      <w:pPr>
+        <w:spacing w:after="80"/>
+      </w:pPr>
+      <w:r>
+        <w:rPr>
+          <w:rFonts w:ascii="Calibri" w:hAnsi="Calibri" w:eastAsia="Microsoft YaHei"/>
+          <w:b/>
+          <w:color w:val="1F2937"/>
+          <w:sz w:val="19"/>
+        </w:rPr>
+        <w:t>界面操作：</w:t>
+      </w:r>
+      <w:r>
+        <w:rPr>
+          <w:rFonts w:ascii="Calibri" w:hAnsi="Calibri" w:eastAsia="Microsoft YaHei"/>
+          <w:b w:val="0"/>
+          <w:color w:val="1F2937"/>
+          <w:sz w:val="19"/>
+        </w:rPr>
+        <w:t>在详情页执行风险处置，填写或核对报表名称、统计周期、维度、指标、筛选条件、导出格式、接收邮箱、指标名称、当前值、目标值；界面随步骤显示当前节点、下一步和可撤回条件。</w:t>
+      </w:r>
+    </w:p>
+    <w:p>
+      <w:pPr>
+        <w:spacing w:after="80"/>
+      </w:pPr>
+      <w:r>
+        <w:rPr>
+          <w:rFonts w:ascii="Calibri" w:hAnsi="Calibri" w:eastAsia="Microsoft YaHei"/>
+          <w:b/>
+          <w:color w:val="1F2937"/>
+          <w:sz w:val="19"/>
+        </w:rPr>
+        <w:t>系统处理：</w:t>
+      </w:r>
+      <w:r>
+        <w:rPr>
+          <w:rFonts w:ascii="Calibri" w:hAnsi="Calibri" w:eastAsia="Microsoft YaHei"/>
+          <w:b w:val="0"/>
+          <w:color w:val="1F2937"/>
+          <w:sz w:val="19"/>
+        </w:rPr>
+        <w:t>服务端调用POST /ops/v1/ticket-analytics/{id}/actions/{action}，校验权限、当前状态、expectedVersion和业务不变量，在事务中写入状态及时间线。从风险指标创建跟进或升级任务。</w:t>
+      </w:r>
+    </w:p>
+    <w:p>
+      <w:pPr>
+        <w:spacing w:after="80"/>
+      </w:pPr>
+      <w:r>
+        <w:rPr>
+          <w:rFonts w:ascii="Calibri" w:hAnsi="Calibri" w:eastAsia="Microsoft YaHei"/>
+          <w:b/>
+          <w:color w:val="1F2937"/>
+          <w:sz w:val="19"/>
+        </w:rPr>
+        <w:t>业务规则：</w:t>
+      </w:r>
+      <w:r>
+        <w:rPr>
+          <w:rFonts w:ascii="Calibri" w:hAnsi="Calibri" w:eastAsia="Microsoft YaHei"/>
+          <w:b w:val="0"/>
+          <w:color w:val="1F2937"/>
+          <w:sz w:val="19"/>
+        </w:rPr>
+        <w:t>首次响应从建单到首次有效受理；等待客户补充期间是否暂停SLA由类别配置。所有校验必须由服务端再次执行，前端校验只用于即时反馈。</w:t>
+      </w:r>
+    </w:p>
+    <w:p>
+      <w:pPr>
+        <w:spacing w:after="80"/>
+      </w:pPr>
+      <w:r>
+        <w:rPr>
+          <w:rFonts w:ascii="Calibri" w:hAnsi="Calibri" w:eastAsia="Microsoft YaHei"/>
+          <w:b/>
+          <w:color w:val="1F2937"/>
+          <w:sz w:val="19"/>
+        </w:rPr>
+        <w:t>成功结果：</w:t>
+      </w:r>
+      <w:r>
+        <w:rPr>
+          <w:rFonts w:ascii="Calibri" w:hAnsi="Calibri" w:eastAsia="Microsoft YaHei"/>
+          <w:b w:val="0"/>
+          <w:color w:val="1F2937"/>
+          <w:sz w:val="19"/>
+        </w:rPr>
+        <w:t>页面提示“风险处置成功”，刷新对象状态、version、allowedActions、关联对象和时间线；如产生异步任务，同时显示任务编号和进度入口。</w:t>
+      </w:r>
+    </w:p>
+    <w:p>
+      <w:pPr>
+        <w:spacing w:after="80"/>
+      </w:pPr>
+      <w:r>
+        <w:rPr>
+          <w:rFonts w:ascii="Calibri" w:hAnsi="Calibri" w:eastAsia="Microsoft YaHei"/>
+          <w:b/>
+          <w:color w:val="1F2937"/>
+          <w:sz w:val="19"/>
+        </w:rPr>
+        <w:t>异常与恢复：</w:t>
+      </w:r>
+      <w:r>
+        <w:rPr>
+          <w:rFonts w:ascii="Calibri" w:hAnsi="Calibri" w:eastAsia="Microsoft YaHei"/>
+          <w:b w:val="0"/>
+          <w:color w:val="1F2937"/>
+          <w:sz w:val="19"/>
+        </w:rPr>
+        <w:t>400定位到具体字段并保留输入；403隐藏敏感内容并记录拒绝审计；409展示最新状态并要求刷新；超时先按clientRequestId查询执行结果；部分成功展示逐项明细和补偿入口。</w:t>
+      </w:r>
+    </w:p>
+    <w:p>
+      <w:pPr>
+        <w:spacing w:after="80"/>
+      </w:pPr>
+      <w:r>
+        <w:rPr>
+          <w:rFonts w:ascii="Calibri" w:hAnsi="Calibri" w:eastAsia="Microsoft YaHei"/>
+          <w:b/>
+          <w:color w:val="1F2937"/>
+          <w:sz w:val="19"/>
+        </w:rPr>
+        <w:t>跨端影响：</w:t>
+      </w:r>
+      <w:r>
+        <w:rPr>
+          <w:rFonts w:ascii="Calibri" w:hAnsi="Calibri" w:eastAsia="Microsoft YaHei"/>
+          <w:b w:val="0"/>
+          <w:color w:val="1F2937"/>
+          <w:sz w:val="19"/>
+        </w:rPr>
+        <w:t>客户回复解除等待状态。跨端消息只携带业务编号，接收端打开后重新鉴权并查询最新状态。</w:t>
+      </w:r>
+    </w:p>
+    <w:p>
+      <w:pPr>
+        <w:spacing w:after="80"/>
+      </w:pPr>
+      <w:r>
+        <w:rPr>
+          <w:rFonts w:ascii="Calibri" w:hAnsi="Calibri" w:eastAsia="Microsoft YaHei"/>
+          <w:b/>
+          <w:color w:val="1F2937"/>
+          <w:sz w:val="19"/>
+        </w:rPr>
+        <w:t>验收条件：</w:t>
+      </w:r>
+      <w:r>
+        <w:rPr>
+          <w:rFonts w:ascii="Calibri" w:hAnsi="Calibri" w:eastAsia="Microsoft YaHei"/>
+          <w:b w:val="0"/>
+          <w:color w:val="1F2937"/>
+          <w:sz w:val="19"/>
+        </w:rPr>
+        <w:t>在允许状态下完成风险处置时仅产生一次预期数据变化和一次审计记录；越权、错误状态、重复提交及版本冲突均不得产生重复对象或越级状态。</w:t>
+      </w:r>
+    </w:p>
+    <w:p>
+      <w:pPr>
+        <w:pStyle w:val="Heading2"/>
+      </w:pPr>
+      <w:r>
+        <w:t>6.6 标准写操作时序</w:t>
       </w:r>
     </w:p>
     <w:p>
@@ -7928,7 +9276,7 @@
         <w:color w:val="667085"/>
         <w:sz w:val="15"/>
       </w:rPr>
-      <w:t xml:space="preserve">V2.0  |  2026-09-08  |  </w:t>
+      <w:t xml:space="preserve">V2.2  |  2026-09-09  |  </w:t>
     </w:r>
     <w:r>
       <w:fldChar w:fldCharType="begin"/>

--- a/operations-requirements/downloads/22_工单分析 PRD.docx
+++ b/operations-requirements/downloads/22_工单分析 PRD.docx
@@ -38,7 +38,7 @@
           <w:color w:val="2E74B5"/>
           <w:sz w:val="20"/>
         </w:rPr>
-        <w:t>OS-OPS-PRD-22  |  V2.2  |  2026-09-09</w:t>
+        <w:t>OS-OPS-PRD-22  |  V2.3  |  2026-09-09</w:t>
       </w:r>
     </w:p>
     <w:p>
@@ -366,7 +366,7 @@
                 <w:color w:val="1F2937"/>
                 <w:sz w:val="18"/>
               </w:rPr>
-              <w:t>V2.2  2026-09-09</w:t>
+              <w:t>V2.3  2026-09-09</w:t>
             </w:r>
           </w:p>
         </w:tc>
@@ -9276,7 +9276,7 @@
         <w:color w:val="667085"/>
         <w:sz w:val="15"/>
       </w:rPr>
-      <w:t xml:space="preserve">V2.2  |  2026-09-09  |  </w:t>
+      <w:t xml:space="preserve">V2.3  |  2026-09-09  |  </w:t>
     </w:r>
     <w:r>
       <w:fldChar w:fldCharType="begin"/>

--- a/operations-requirements/downloads/22_工单分析 PRD.docx
+++ b/operations-requirements/downloads/22_工单分析 PRD.docx
@@ -57,9 +57,7 @@
       </w:r>
     </w:p>
     <w:p>
-      <w:r>
-        <w:br w:type="page"/>
-      </w:r>
+      <w:r/>
     </w:p>
     <w:p>
       <w:pPr>
@@ -366,7 +364,7 @@
                 <w:color w:val="1F2937"/>
                 <w:sz w:val="17"/>
               </w:rPr>
-              <w:t>Asia/Hong_Kong</w:t>
+              <w:t>香港时间</w:t>
             </w:r>
           </w:p>
         </w:tc>
@@ -989,40 +987,7 @@
       <w:pPr>
         <w:jc w:val="center"/>
       </w:pPr>
-      <w:r>
-        <w:drawing>
-          <wp:inline xmlns:a="http://schemas.openxmlformats.org/drawingml/2006/main" xmlns:pic="http://schemas.openxmlformats.org/drawingml/2006/picture">
-            <wp:extent cx="6172200" cy="3471862"/>
-            <wp:docPr id="1" name="Picture 1"/>
-            <wp:cNvGraphicFramePr>
-              <a:graphicFrameLocks noChangeAspect="1"/>
-            </wp:cNvGraphicFramePr>
-            <a:graphic>
-              <a:graphicData uri="http://schemas.openxmlformats.org/drawingml/2006/picture">
-                <pic:pic>
-                  <pic:nvPicPr>
-                    <pic:cNvPr id="0" name="ops-22-workorder-analysis.png"/>
-                    <pic:cNvPicPr/>
-                  </pic:nvPicPr>
-                  <pic:blipFill>
-                    <a:blip r:embed="rId11"/>
-                    <a:stretch>
-                      <a:fillRect/>
-                    </a:stretch>
-                  </pic:blipFill>
-                  <pic:spPr>
-                    <a:xfrm>
-                      <a:off x="0" y="0"/>
-                      <a:ext cx="6172200" cy="3471862"/>
-                    </a:xfrm>
-                    <a:prstGeom prst="rect"/>
-                  </pic:spPr>
-                </pic:pic>
-              </a:graphicData>
-            </a:graphic>
-          </wp:inline>
-        </w:drawing>
-      </w:r>
+      <w:r/>
     </w:p>
     <w:p>
       <w:pPr>
@@ -1325,7 +1290,7 @@
                 <w:color w:val="1F2937"/>
                 <w:sz w:val="16"/>
               </w:rPr>
-              <w:t>所有行级和详情动作由allowedActions控制；无权限时隐藏入口，直接调用接口仍返回403并记录审计。</w:t>
+              <w:t>所有行级和详情动作由当前允许操作控制；无权限时隐藏入口，直接调用接口仍返回403并记录审计。</w:t>
             </w:r>
           </w:p>
         </w:tc>
@@ -1381,7 +1346,7 @@
         <w:pStyle w:val="ListBullet"/>
       </w:pPr>
       <w:r>
-        <w:t>每个组件独立返回状态、watermark、metricVersion和可下钻参数</w:t>
+        <w:t>每个组件独立返回状态、数据截止水位、指标口径版本和可下钻参数</w:t>
       </w:r>
     </w:p>
     <w:tbl>
@@ -1552,7 +1517,7 @@
                 <w:color w:val="1F2937"/>
                 <w:sz w:val="15"/>
               </w:rPr>
-              <w:t>自然日使用Asia/Hong_Kong；结束日包含当天；时点卡片统一使用asOfTime。</w:t>
+              <w:t>自然日使用香港时间；结束日包含当天；时点卡片统一使用数据截止时间。</w:t>
             </w:r>
           </w:p>
         </w:tc>
@@ -1611,7 +1576,7 @@
                 <w:color w:val="1F2937"/>
                 <w:sz w:val="15"/>
               </w:rPr>
-              <w:t>默认用户dataScope内全部，可逐级多选。</w:t>
+              <w:t>默认用户数据权限范围内全部，可逐级多选。</w:t>
             </w:r>
           </w:p>
         </w:tc>
@@ -1721,7 +1686,7 @@
                 <w:color w:val="1F2937"/>
                 <w:sz w:val="15"/>
               </w:rPr>
-              <w:t>父类包含全部有效子类；历史工单保留创建时categoryVersion。</w:t>
+              <w:t>父类包含全部有效子类；历史工单保留创建时类别版本。</w:t>
             </w:r>
           </w:p>
         </w:tc>
@@ -1807,7 +1772,7 @@
                 <w:color w:val="1F2937"/>
                 <w:sz w:val="15"/>
               </w:rPr>
-              <w:t>来源在建单时固化；后续转派不改变sourceCode。</w:t>
+              <w:t>来源在建单时固化；后续转派不改变来源类型。</w:t>
             </w:r>
           </w:p>
         </w:tc>
@@ -1890,7 +1855,7 @@
                 <w:color w:val="1F2937"/>
                 <w:sz w:val="15"/>
               </w:rPr>
-              <w:t>使用统计时有效的priorityCode；变更优先级的SLA按策略版本记录生效点。</w:t>
+              <w:t>使用统计时有效的优先级；变更优先级的SLA按策略版本记录生效点。</w:t>
             </w:r>
           </w:p>
         </w:tc>
@@ -1976,7 +1941,7 @@
                 <w:color w:val="1F2937"/>
                 <w:sz w:val="15"/>
               </w:rPr>
-              <w:t>处理量按完成时责任快照；当前开放量按asOfTime当前责任人。</w:t>
+              <w:t>处理量按完成时责任快照；当前开放量按数据截止时间当前责任人。</w:t>
             </w:r>
           </w:p>
         </w:tc>
@@ -2059,7 +2024,7 @@
                 <w:color w:val="1F2937"/>
                 <w:sz w:val="15"/>
               </w:rPr>
-              <w:t>风险状态由查询服务按asOfTime和策略版本计算，不使用前端倒计时结果汇总。</w:t>
+              <w:t>风险状态由查询服务按数据截止时间和策略版本计算，不使用前端倒计时结果汇总。</w:t>
             </w:r>
           </w:p>
         </w:tc>
@@ -2075,7 +2040,7 @@
         <w:pStyle w:val="ListBullet"/>
       </w:pPr>
       <w:r>
-        <w:t>任一筛选变化使用同一queryContext刷新所有组件</w:t>
+        <w:t>任一筛选变化使用同一查询上下文刷新所有组件</w:t>
       </w:r>
     </w:p>
     <w:p>
@@ -2533,7 +2498,7 @@
                 <w:color w:val="1F2937"/>
                 <w:sz w:val="15"/>
               </w:rPr>
-              <w:t>截至asOfTime任一当前生效SLA节点已超过dueAt且尚未完成的开放工单数。</w:t>
+              <w:t>截至数据截止时间任一当前生效SLA节点已超过截止时间且尚未完成的开放工单数。</w:t>
             </w:r>
           </w:p>
         </w:tc>
@@ -2616,7 +2581,7 @@
                 <w:color w:val="1F2937"/>
                 <w:sz w:val="15"/>
               </w:rPr>
-              <w:t>截至asOfTime仍未超时，但剩余有效时长小于或等于预警阈值的开放工单数。</w:t>
+              <w:t>截至数据截止时间仍未超时，但剩余有效时长小于或等于预警阈值的开放工单数。</w:t>
             </w:r>
           </w:p>
         </w:tc>
@@ -2702,7 +2667,7 @@
                 <w:color w:val="1F2937"/>
                 <w:sz w:val="15"/>
               </w:rPr>
-              <w:t>截至asOfTime处于待受理、已分派、已接单、已签到、处理中、待客户补充或待复核的唯一工单数。</w:t>
+              <w:t>截至数据截止时间处于待受理、已分派、已接单、已签到、处理中、待客户补充或待复核的唯一工单数。</w:t>
             </w:r>
           </w:p>
         </w:tc>
@@ -2785,7 +2750,7 @@
                 <w:color w:val="1F2937"/>
                 <w:sz w:val="15"/>
               </w:rPr>
-              <w:t>截至asOfTime尚未完成有效受理的开放工单数。</w:t>
+              <w:t>截至数据截止时间尚未完成有效受理的开放工单数。</w:t>
             </w:r>
           </w:p>
         </w:tc>
@@ -2871,7 +2836,7 @@
                 <w:color w:val="1F2937"/>
                 <w:sz w:val="15"/>
               </w:rPr>
-              <w:t>截至asOfTime已开始处理且尚未进入解决、关闭或取消状态的唯一工单数。</w:t>
+              <w:t>截至数据截止时间已开始处理且尚未进入解决、关闭或取消状态的唯一工单数。</w:t>
             </w:r>
           </w:p>
         </w:tc>
@@ -2954,7 +2919,7 @@
                 <w:color w:val="1F2937"/>
                 <w:sz w:val="15"/>
               </w:rPr>
-              <w:t>截至asOfTime因缺少客户信息而进入等待客户补充状态的唯一工单数。</w:t>
+              <w:t>截至数据截止时间因缺少客户信息而进入等待客户补充状态的唯一工单数。</w:t>
             </w:r>
           </w:p>
         </w:tc>
@@ -3040,7 +3005,7 @@
                 <w:color w:val="1F2937"/>
                 <w:sz w:val="15"/>
               </w:rPr>
-              <w:t>Asia/Hong_Kong当日进入已解决或已关闭且当前未重开的唯一工单数。</w:t>
+              <w:t>香港时间当日进入已解决或已关闭且当前未重开的唯一工单数。</w:t>
             </w:r>
           </w:p>
         </w:tc>
@@ -3370,7 +3335,7 @@
                 <w:color w:val="1F2937"/>
                 <w:sz w:val="15"/>
               </w:rPr>
-              <w:t>SUM(firstResponseAt - slaStartAt - approvedPauseBeforeResponse) / respondedTicketCount</w:t>
+              <w:t>求和(首次响应时间 - 服务时限开始时间 - 首次响应前批准暂停时长) / 已响应工单数</w:t>
             </w:r>
           </w:p>
         </w:tc>
@@ -3396,7 +3361,7 @@
                 <w:color w:val="1F2937"/>
                 <w:sz w:val="15"/>
               </w:rPr>
-              <w:t>按firstResponseAt归入周期</w:t>
+              <w:t>按首次响应时间归入周期</w:t>
             </w:r>
           </w:p>
         </w:tc>
@@ -3455,7 +3420,7 @@
                 <w:color w:val="1F2937"/>
                 <w:sz w:val="15"/>
               </w:rPr>
-              <w:t>SUM(firstResolvedAt - slaStartAt - approvedPauseDuration) / resolvedTicketCount</w:t>
+              <w:t>求和(首次解决时间 - 服务时限开始时间 - 批准暂停时长) / 已解决工单数</w:t>
             </w:r>
           </w:p>
         </w:tc>
@@ -3482,7 +3447,7 @@
                 <w:color w:val="1F2937"/>
                 <w:sz w:val="15"/>
               </w:rPr>
-              <w:t>按firstResolvedAt归入周期</w:t>
+              <w:t>按首次解决时间归入周期</w:t>
             </w:r>
           </w:p>
         </w:tc>
@@ -3539,7 +3504,7 @@
                 <w:color w:val="1F2937"/>
                 <w:sz w:val="15"/>
               </w:rPr>
-              <w:t>slaMetTicketCount / slaEvaluableTicketCount * 100%</w:t>
+              <w:t>服务时限达标工单数 / 可评价工单数 * 100%</w:t>
             </w:r>
           </w:p>
         </w:tc>
@@ -3624,7 +3589,7 @@
                 <w:color w:val="1F2937"/>
                 <w:sz w:val="15"/>
               </w:rPr>
-              <w:t>COUNT DISTINCT ticketId WHERE effectiveNow &gt; dueAt AND node incomplete</w:t>
+              <w:t>计数 去重 工单编号 WHERE 当前有效时间 &gt; 截止时间 AND node incomplete</w:t>
             </w:r>
           </w:p>
         </w:tc>
@@ -3651,7 +3616,7 @@
                 <w:color w:val="1F2937"/>
                 <w:sz w:val="15"/>
               </w:rPr>
-              <w:t>时点库存，取asOfTime</w:t>
+              <w:t>时点库存，取数据截止时间</w:t>
             </w:r>
           </w:p>
         </w:tc>
@@ -3708,7 +3673,7 @@
                 <w:color w:val="1F2937"/>
                 <w:sz w:val="15"/>
               </w:rPr>
-              <w:t>COUNT DISTINCT ticketId WHERE 0 &lt; remainingEffectiveMinutes &lt;= warningThreshold</w:t>
+              <w:t>计数 去重 工单编号 WHERE 0 &lt; 剩余有效分钟数 &lt;= 预警阈值</w:t>
             </w:r>
           </w:p>
         </w:tc>
@@ -3734,7 +3699,7 @@
                 <w:color w:val="1F2937"/>
                 <w:sz w:val="15"/>
               </w:rPr>
-              <w:t>时点库存，取asOfTime</w:t>
+              <w:t>时点库存，取数据截止时间</w:t>
             </w:r>
           </w:p>
         </w:tc>
@@ -3793,7 +3758,7 @@
                 <w:color w:val="1F2937"/>
                 <w:sz w:val="15"/>
               </w:rPr>
-              <w:t>COUNT DISTINCT ticketId in openStatusSet</w:t>
+              <w:t>计数 去重 工单编号 in 开放状态集合</w:t>
             </w:r>
           </w:p>
         </w:tc>
@@ -3820,7 +3785,7 @@
                 <w:color w:val="1F2937"/>
                 <w:sz w:val="15"/>
               </w:rPr>
-              <w:t>时点库存，取asOfTime</w:t>
+              <w:t>时点库存，取数据截止时间</w:t>
             </w:r>
           </w:p>
         </w:tc>
@@ -3877,7 +3842,7 @@
                 <w:color w:val="1F2937"/>
                 <w:sz w:val="15"/>
               </w:rPr>
-              <w:t>COUNT DISTINCT ticketId WHERE acceptedAt IS NULL AND status in receivableSet</w:t>
+              <w:t>计数 去重 工单编号 WHERE 受理时间 IS NULL AND 业务状态 in 待受理状态集合</w:t>
             </w:r>
           </w:p>
         </w:tc>
@@ -3903,7 +3868,7 @@
                 <w:color w:val="1F2937"/>
                 <w:sz w:val="15"/>
               </w:rPr>
-              <w:t>时点库存，取asOfTime</w:t>
+              <w:t>时点库存，取数据截止时间</w:t>
             </w:r>
           </w:p>
         </w:tc>
@@ -3962,7 +3927,7 @@
                 <w:color w:val="1F2937"/>
                 <w:sz w:val="15"/>
               </w:rPr>
-              <w:t>COUNT DISTINCT ticketId WHERE status in processingSet</w:t>
+              <w:t>计数 去重 工单编号 WHERE 业务状态 in 处理中状态集合</w:t>
             </w:r>
           </w:p>
         </w:tc>
@@ -3989,7 +3954,7 @@
                 <w:color w:val="1F2937"/>
                 <w:sz w:val="15"/>
               </w:rPr>
-              <w:t>时点库存，取asOfTime</w:t>
+              <w:t>时点库存，取数据截止时间</w:t>
             </w:r>
           </w:p>
         </w:tc>
@@ -4046,7 +4011,7 @@
                 <w:color w:val="1F2937"/>
                 <w:sz w:val="15"/>
               </w:rPr>
-              <w:t>COUNT DISTINCT ticketId WHERE status = WAITING_CUSTOMER</w:t>
+              <w:t>计数 去重 工单编号 WHERE 业务状态 = 等待客户补充</w:t>
             </w:r>
           </w:p>
         </w:tc>
@@ -4072,7 +4037,7 @@
                 <w:color w:val="1F2937"/>
                 <w:sz w:val="15"/>
               </w:rPr>
-              <w:t>时点库存，取asOfTime</w:t>
+              <w:t>时点库存，取数据截止时间</w:t>
             </w:r>
           </w:p>
         </w:tc>
@@ -4131,7 +4096,7 @@
                 <w:color w:val="1F2937"/>
                 <w:sz w:val="15"/>
               </w:rPr>
-              <w:t>COUNT DISTINCT ticketId WHERE completedAt in today AND not reopened</w:t>
+              <w:t>计数 去重 工单编号 WHERE 完成时间 in today AND not reopened</w:t>
             </w:r>
           </w:p>
         </w:tc>
@@ -4158,7 +4123,7 @@
                 <w:color w:val="1F2937"/>
                 <w:sz w:val="15"/>
               </w:rPr>
-              <w:t>按completedAt归入自然日</w:t>
+              <w:t>按完成时间归入自然日</w:t>
             </w:r>
           </w:p>
         </w:tc>
@@ -4215,7 +4180,7 @@
                 <w:color w:val="1F2937"/>
                 <w:sz w:val="15"/>
               </w:rPr>
-              <w:t>reopenedTicketCount / resolvedTicketCount * 100%</w:t>
+              <w:t>重开工单数 / 已解决工单数 * 100%</w:t>
             </w:r>
           </w:p>
         </w:tc>
@@ -4241,7 +4206,7 @@
                 <w:color w:val="1F2937"/>
                 <w:sz w:val="15"/>
               </w:rPr>
-              <w:t>分母按firstResolvedAt，重开按reopenedAt追溯</w:t>
+              <w:t>分母按首次解决时间，重开按重开时间追溯</w:t>
             </w:r>
           </w:p>
         </w:tc>
@@ -4300,7 +4265,7 @@
                 <w:color w:val="1F2937"/>
                 <w:sz w:val="15"/>
               </w:rPr>
-              <w:t>AVG(validScore); satisfiedCount / validSurveyCount * 100%</w:t>
+              <w:t>AVG(有效评分); 满意评价数 / 有效评价数 * 100%</w:t>
             </w:r>
           </w:p>
         </w:tc>
@@ -4327,7 +4292,7 @@
                 <w:color w:val="1F2937"/>
                 <w:sz w:val="15"/>
               </w:rPr>
-              <w:t>按surveySubmittedAt归入周期</w:t>
+              <w:t>按评价提交时间归入周期</w:t>
             </w:r>
           </w:p>
         </w:tc>
@@ -5477,7 +5442,7 @@
         <w:pStyle w:val="ListBullet"/>
       </w:pPr>
       <w:r>
-        <w:t>比例指标同时返回numerator和denominator；分母为零显示—，合法零值显示0</w:t>
+        <w:t>比例指标同时返回分子和分母；分母为零显示—，合法零值显示0</w:t>
       </w:r>
     </w:p>
     <w:p>
@@ -5493,7 +5458,7 @@
         <w:pStyle w:val="ListBullet"/>
       </w:pPr>
       <w:r>
-        <w:t>当前开放等库存指标使用asOfTime，完成、响应、重开等流量指标使用明确业务事件时间</w:t>
+        <w:t>当前开放等库存指标使用数据截止时间，完成、响应、重开等流量指标使用明确业务事件时间</w:t>
       </w:r>
     </w:p>
     <w:p>
@@ -6023,7 +5988,7 @@
                 <w:color w:val="1F2937"/>
                 <w:sz w:val="14"/>
               </w:rPr>
-              <w:t>SLA策略服务的有效policyVersion</w:t>
+              <w:t>SLA策略服务的有效策略版本</w:t>
             </w:r>
           </w:p>
         </w:tc>
@@ -6162,7 +6127,7 @@
                 <w:color w:val="1F2937"/>
                 <w:sz w:val="14"/>
               </w:rPr>
-              <w:t>周期新建工单按sourceCode计数</w:t>
+              <w:t>周期新建工单按来源类型计数</w:t>
             </w:r>
           </w:p>
         </w:tc>
@@ -6763,7 +6728,7 @@
         <w:pStyle w:val="ListBullet"/>
       </w:pPr>
       <w:r>
-        <w:t>悬停显示粒度、原始值、分子分母、样本量、目标、watermark和口径版本</w:t>
+        <w:t>悬停显示粒度、原始值、分子分母、样本量、目标、数据截止水位和口径版本</w:t>
       </w:r>
     </w:p>
     <w:p>
@@ -6771,7 +6736,7 @@
         <w:pStyle w:val="ListBullet"/>
       </w:pPr>
       <w:r>
-        <w:t>点击卡片、柱条、折线点或表格行均携带同一queryContext和snapshotId下钻</w:t>
+        <w:t>点击卡片、柱条、折线点或表格行均携带同一查询上下文和数据快照编号下钻</w:t>
       </w:r>
     </w:p>
     <w:p>
@@ -7042,7 +7007,7 @@
                 <w:color w:val="1F2937"/>
                 <w:sz w:val="14"/>
               </w:rPr>
-              <w:t>生成统一queryContext并行刷新组件；失败组件独立重试。</w:t>
+              <w:t>生成统一查询上下文并行刷新组件；失败组件独立重试。</w:t>
             </w:r>
           </w:p>
         </w:tc>
@@ -7068,7 +7033,7 @@
                 <w:color w:val="1F2937"/>
                 <w:sz w:val="14"/>
               </w:rPr>
-              <w:t>所有组件回显相同筛选摘要和asOfTime。</w:t>
+              <w:t>所有组件回显相同筛选摘要和数据截止时间。</w:t>
             </w:r>
           </w:p>
         </w:tc>
@@ -7181,7 +7146,7 @@
                 <w:color w:val="1F2937"/>
                 <w:sz w:val="14"/>
               </w:rPr>
-              <w:t>返回定义、公式、分子分母、节点、暂停条件、policyVersion和数据源。</w:t>
+              <w:t>返回定义、公式、分子分母、节点、暂停条件、策略版本和数据源。</w:t>
             </w:r>
           </w:p>
         </w:tc>
@@ -7456,7 +7421,7 @@
                 <w:color w:val="1F2937"/>
                 <w:sz w:val="14"/>
               </w:rPr>
-              <w:t>携带filters、metricId、bucket、asOfTime、metricVersion和snapshotId查询工单。</w:t>
+              <w:t>携带筛选条件、指标编号、bucket、数据截止时间、指标口径版本和数据快照编号查询工单。</w:t>
             </w:r>
           </w:p>
         </w:tc>
@@ -7754,7 +7719,7 @@
                 <w:color w:val="1F2937"/>
                 <w:sz w:val="16"/>
               </w:rPr>
-              <w:t>默认取createdAt；需人工受理后才启动的类别取acceptedAt。接口返回slaStartNode及policyVersion。</w:t>
+              <w:t>默认取创建时间；需人工受理后才启动的类别取受理时间。接口返回服务时限起算节点及策略版本。</w:t>
             </w:r>
           </w:p>
         </w:tc>
@@ -7813,7 +7778,7 @@
                 <w:color w:val="1F2937"/>
                 <w:sz w:val="16"/>
               </w:rPr>
-              <w:t>仅WAITING_CUSTOMER等策略明确允许且具备原因的区间暂停；每段记录startAt、endAt、reason、operator和approvalId。</w:t>
+              <w:t>仅等待客户补充等策略明确允许且具备原因的区间暂停；每段记录开始时间、结束时间、reason、operator和审批编号。</w:t>
             </w:r>
           </w:p>
         </w:tc>
@@ -7870,7 +7835,7 @@
                 <w:color w:val="1F2937"/>
                 <w:sz w:val="16"/>
               </w:rPr>
-              <w:t>remainingEffectiveMinutes按营业日历计算；等于0即进入已超时；即将超时与已超时互斥。</w:t>
+              <w:t>剩余有效分钟数按营业日历计算；等于0即进入已超时；即将超时与已超时互斥。</w:t>
             </w:r>
           </w:p>
         </w:tc>
@@ -7929,7 +7894,7 @@
                 <w:color w:val="1F2937"/>
                 <w:sz w:val="16"/>
               </w:rPr>
-              <w:t>首次进入RESOLVED记录firstResolvedAt；关闭用于流程完结，不得替代解决节点计算解决时长。</w:t>
+              <w:t>首次进入RESOLVED记录首次解决时间；关闭用于流程完结，不得替代解决节点计算解决时长。</w:t>
             </w:r>
           </w:p>
         </w:tc>
@@ -7986,7 +7951,7 @@
                 <w:color w:val="1F2937"/>
                 <w:sz w:val="16"/>
               </w:rPr>
-              <w:t>保留原ticketId并递增resolutionRound；重开率观察窗和排除原因由策略版本返回。</w:t>
+              <w:t>保留原工单编号并递增解决轮次；重开率观察窗和排除原因由策略版本返回。</w:t>
             </w:r>
           </w:p>
         </w:tc>
@@ -8045,7 +8010,7 @@
                 <w:color w:val="1F2937"/>
                 <w:sz w:val="16"/>
               </w:rPr>
-              <w:t>Asia/Hong_Kong；startAt包含、endAt不包含；事件时间用于归期，ingestedAt用于识别迟到。</w:t>
+              <w:t>香港时间；开始时间包含、结束时间不包含；事件时间用于归期，数据入库时间用于识别迟到。</w:t>
             </w:r>
           </w:p>
         </w:tc>
@@ -8102,7 +8067,7 @@
                 <w:color w:val="1F2937"/>
                 <w:sz w:val="16"/>
               </w:rPr>
-              <w:t>开放量和风险至少5分钟刷新；历史趋势至少15分钟增量；页面显示组件独立watermark。</w:t>
+              <w:t>开放量和风险至少5分钟刷新；历史趋势至少15分钟增量；页面显示组件独立数据截止水位。</w:t>
             </w:r>
           </w:p>
         </w:tc>
@@ -8161,7 +8126,7 @@
                 <w:color w:val="1F2937"/>
                 <w:sz w:val="16"/>
               </w:rPr>
-              <w:t>metricVersion或policyVersion变化时停止直接比较新旧数据并展示版本说明。</w:t>
+              <w:t>指标口径版本或策略版本变化时停止直接比较新旧数据并展示版本说明。</w:t>
             </w:r>
           </w:p>
         </w:tc>
@@ -8185,7 +8150,7 @@
         <w:pStyle w:val="ListBullet"/>
       </w:pPr>
       <w:r>
-        <w:t>客户小程序、AIWA、系统巡检或维修端创建工单并固化sourceCode与来源店铺</w:t>
+        <w:t>客户小程序、AIWA、系统巡检或维修端创建工单并固化来源类型与来源店铺</w:t>
       </w:r>
     </w:p>
     <w:p>
@@ -8201,7 +8166,7 @@
         <w:pStyle w:val="ListBullet"/>
       </w:pPr>
       <w:r>
-        <w:t>SLA服务按策略、营业日历和暂停区间生成节点dueAt及风险快照</w:t>
+        <w:t>SLA服务按策略、营业日历和暂停区间生成节点截止时间及风险快照</w:t>
       </w:r>
     </w:p>
     <w:p>
@@ -8209,7 +8174,7 @@
         <w:pStyle w:val="ListBullet"/>
       </w:pPr>
       <w:r>
-        <w:t>统计层按eventId去重并按工单、处理轮次、责任快照和口径版本聚合</w:t>
+        <w:t>统计层按事件编号去重并按工单、处理轮次、责任快照和口径版本聚合</w:t>
       </w:r>
     </w:p>
     <w:p>
@@ -8217,7 +8182,7 @@
         <w:pStyle w:val="ListBullet"/>
       </w:pPr>
       <w:r>
-        <w:t>查询层执行dataScope和脱敏，返回组件状态、分子分母、watermark及下钻令牌</w:t>
+        <w:t>查询层执行数据权限范围和脱敏，返回组件状态、分子分母、数据截止水位及下钻令牌</w:t>
       </w:r>
     </w:p>
     <w:p>
@@ -8225,7 +8190,7 @@
         <w:pStyle w:val="ListBullet"/>
       </w:pPr>
       <w:r>
-        <w:t>源事件更正后发布TicketAnalyticsMetric.Invalidated.v1并定向重算受影响组件</w:t>
+        <w:t>源事件更正后发布工单分析指标.Invalidated.v1并定向重算受影响组件</w:t>
       </w:r>
     </w:p>
     <w:tbl>
@@ -8520,7 +8485,7 @@
                 <w:color w:val="1F2937"/>
                 <w:sz w:val="16"/>
               </w:rPr>
-              <w:t>工单小程序离线回传必须同时包含occurredAt和clientRecordedAt；统计按服务端确认后的occurredAt归期，并保留迟到标记。</w:t>
+              <w:t>工单小程序离线回传必须同时包含发生时间和客户端记录时间；统计按服务端确认后的发生时间归期，并保留迟到标记。</w:t>
             </w:r>
           </w:p>
         </w:tc>
@@ -8636,7 +8601,7 @@
                 <w:color w:val="1F2937"/>
                 <w:sz w:val="16"/>
               </w:rPr>
-              <w:t>分析页只能读取工单事实；处置风险需跳转工单中心并重新校验allowedActions，不在分析页直接修改工单。</w:t>
+              <w:t>分析页只能读取工单事实；处置风险需跳转工单中心并重新校验当前允许操作，不在分析页直接修改工单。</w:t>
             </w:r>
           </w:p>
         </w:tc>
@@ -8823,7 +8788,7 @@
                 <w:color w:val="1F2937"/>
                 <w:sz w:val="15"/>
               </w:rPr>
-              <w:t>统一filters、asOfTime、组件状态、分子分母、metricVersion和policyVersion</w:t>
+              <w:t>统一筛选条件、数据截止时间、组件状态、分子分母、指标口径版本和策略版本</w:t>
             </w:r>
           </w:p>
         </w:tc>
@@ -8882,7 +8847,7 @@
                 <w:color w:val="1F2937"/>
                 <w:sz w:val="15"/>
               </w:rPr>
-              <w:t>GET /ops/v1/ticket-analytics/charts/{chartId}</w:t>
+              <w:t>GET /ops/v1/ticket-analytics/charts/{图表编号}</w:t>
             </w:r>
           </w:p>
         </w:tc>
@@ -8909,7 +8874,7 @@
                 <w:color w:val="1F2937"/>
                 <w:sz w:val="15"/>
               </w:rPr>
-              <w:t>粒度、序列、原始值、样本量、watermark和下钻参数</w:t>
+              <w:t>粒度、序列、原始值、样本量、数据截止水位和下钻参数</w:t>
             </w:r>
           </w:p>
         </w:tc>
@@ -8966,7 +8931,7 @@
                 <w:color w:val="1F2937"/>
                 <w:sz w:val="15"/>
               </w:rPr>
-              <w:t>GET /ops/v1/ticket-analytics/metrics/{metricId}/definition</w:t>
+              <w:t>GET /ops/v1/ticket-analytics/metrics/{指标编号}/definition</w:t>
             </w:r>
           </w:p>
         </w:tc>
@@ -9051,7 +9016,7 @@
                 <w:color w:val="1F2937"/>
                 <w:sz w:val="15"/>
               </w:rPr>
-              <w:t>GET /ops/v1/ticket-analytics/drilldowns/{metricId}</w:t>
+              <w:t>GET /ops/v1/ticket-analytics/drilldowns/{指标编号}</w:t>
             </w:r>
           </w:p>
         </w:tc>
@@ -9078,7 +9043,7 @@
                 <w:color w:val="1F2937"/>
                 <w:sz w:val="15"/>
               </w:rPr>
-              <w:t>复用原筛选和snapshotId，返回分页工单及可对账总数</w:t>
+              <w:t>复用原筛选和数据快照编号，返回分页工单及可对账总数</w:t>
             </w:r>
           </w:p>
         </w:tc>
@@ -9161,7 +9126,7 @@
                 <w:color w:val="1F2937"/>
                 <w:sz w:val="15"/>
               </w:rPr>
-              <w:t>clientRequestId幂等并冻结筛选、版本、快照和权限</w:t>
+              <w:t>客户端请求编号幂等并冻结筛选、版本、快照和权限</w:t>
             </w:r>
           </w:p>
         </w:tc>
@@ -9220,7 +9185,7 @@
                 <w:color w:val="1F2937"/>
                 <w:sz w:val="15"/>
               </w:rPr>
-              <w:t>GET /ops/v1/ticket-analytics/reports/{reportId}</w:t>
+              <w:t>GET /ops/v1/ticket-analytics/reports/{报告编号}</w:t>
             </w:r>
           </w:p>
         </w:tc>
@@ -9304,7 +9269,7 @@
                 <w:color w:val="1F2937"/>
                 <w:sz w:val="15"/>
               </w:rPr>
-              <w:t>TicketAnalyticsMetric.Invalidated.v1</w:t>
+              <w:t>工单分析指标.Invalidated.v1</w:t>
             </w:r>
           </w:p>
         </w:tc>
@@ -9330,7 +9295,7 @@
                 <w:color w:val="1F2937"/>
                 <w:sz w:val="15"/>
               </w:rPr>
-              <w:t>metricIds、dimensions、eventIds、watermark和occurredAt</w:t>
+              <w:t>指标编号集合、dimensions、事件编号集合、数据截止水位和发生时间</w:t>
             </w:r>
           </w:p>
         </w:tc>
@@ -9517,7 +9482,7 @@
                 <w:color w:val="1F2937"/>
                 <w:sz w:val="15"/>
               </w:rPr>
-              <w:t>返回ZERO_DENOMINATOR，保留numerator=0</w:t>
+              <w:t>返回统计分母为零，保留分子=0</w:t>
             </w:r>
           </w:p>
         </w:tc>
@@ -9686,7 +9651,7 @@
                 <w:color w:val="1F2937"/>
                 <w:sz w:val="15"/>
               </w:rPr>
-              <w:t>按eventId去重并生成新snapshotId</w:t>
+              <w:t>按事件编号去重并生成新数据快照编号</w:t>
             </w:r>
           </w:p>
         </w:tc>
@@ -9772,7 +9737,7 @@
                 <w:color w:val="1F2937"/>
                 <w:sz w:val="15"/>
               </w:rPr>
-              <w:t>返回组件级错误、watermark和traceId</w:t>
+              <w:t>返回组件级错误、数据截止水位和链路追踪编号</w:t>
             </w:r>
           </w:p>
         </w:tc>
@@ -9941,7 +9906,7 @@
                 <w:color w:val="1F2937"/>
                 <w:sz w:val="15"/>
               </w:rPr>
-              <w:t>禁止跨snapshotId拼接并触发对账告警</w:t>
+              <w:t>禁止跨数据快照编号拼接并触发对账告警</w:t>
             </w:r>
           </w:p>
         </w:tc>
@@ -10110,7 +10075,7 @@
                 <w:color w:val="1F2937"/>
                 <w:sz w:val="15"/>
               </w:rPr>
-              <w:t>同clientRequestId幂等重试</w:t>
+              <w:t>同客户端请求编号幂等重试</w:t>
             </w:r>
           </w:p>
         </w:tc>
@@ -10246,7 +10211,7 @@
                 <w:color w:val="1F2937"/>
                 <w:sz w:val="16"/>
               </w:rPr>
-              <w:t>TA01至TA12均返回定义、原始值、分子分母、样本量、时间锚点、metricVersion、policyVersion和watermark</w:t>
+              <w:t>TA01至TA12均返回定义、原始值、分子分母、样本量、时间锚点、指标口径版本、策略版本和数据截止水位</w:t>
             </w:r>
           </w:p>
         </w:tc>
@@ -10653,7 +10618,7 @@
                 <w:color w:val="1F2937"/>
                 <w:sz w:val="16"/>
               </w:rPr>
-              <w:t>任一卡片或图表下钻总数与指标分子一致，并复用同一snapshotId</w:t>
+              <w:t>任一卡片或图表下钻总数与指标分子一致，并复用同一数据快照编号</w:t>
             </w:r>
           </w:p>
         </w:tc>
@@ -10826,7 +10791,7 @@
                 <w:color w:val="1F2937"/>
                 <w:sz w:val="16"/>
               </w:rPr>
-              <w:t>汇总、下钻和导出执行dataScope、脱敏、短期下载和审计</w:t>
+              <w:t>汇总、下钻和导出执行数据权限范围、脱敏、短期下载和审计</w:t>
             </w:r>
           </w:p>
         </w:tc>
@@ -11409,7 +11374,7 @@
         <w:pStyle w:val="ListBullet"/>
       </w:pPr>
       <w:r>
-        <w:t>下钻列表依赖工单中心支持snapshotId和口径摘要；导出依赖查询结果可复现</w:t>
+        <w:t>下钻列表依赖工单中心支持数据快照编号和口径摘要；导出依赖查询结果可复现</w:t>
       </w:r>
     </w:p>
     <w:p>
